--- a/src/main/webapp/modeloContrato2017.docx
+++ b/src/main/webapp/modeloContrato2017.docx
@@ -1,6 +1,6 @@
 
 <file path=word/document.xml><?xml version="1.0" encoding="utf-8"?>
-<w:document xmlns:ve="http://schemas.openxmlformats.org/markup-compatibility/2006" xmlns:o="urn:schemas-microsoft-com:office:office" xmlns:r="http://schemas.openxmlformats.org/officeDocument/2006/relationships" xmlns:m="http://schemas.openxmlformats.org/officeDocument/2006/math" xmlns:v="urn:schemas-microsoft-com:vml" xmlns:wp="http://schemas.openxmlformats.org/drawingml/2006/wordprocessingDrawing" xmlns:w10="urn:schemas-microsoft-com:office:word" xmlns:w="http://schemas.openxmlformats.org/wordprocessingml/2006/main" xmlns:wne="http://schemas.microsoft.com/office/word/2006/wordml">
+<w:document xmlns:wpc="http://schemas.microsoft.com/office/word/2010/wordprocessingCanvas" xmlns:mc="http://schemas.openxmlformats.org/markup-compatibility/2006" xmlns:o="urn:schemas-microsoft-com:office:office" xmlns:r="http://schemas.openxmlformats.org/officeDocument/2006/relationships" xmlns:m="http://schemas.openxmlformats.org/officeDocument/2006/math" xmlns:v="urn:schemas-microsoft-com:vml" xmlns:wp14="http://schemas.microsoft.com/office/word/2010/wordprocessingDrawing" xmlns:wp="http://schemas.openxmlformats.org/drawingml/2006/wordprocessingDrawing" xmlns:w10="urn:schemas-microsoft-com:office:word" xmlns:w="http://schemas.openxmlformats.org/wordprocessingml/2006/main" xmlns:w14="http://schemas.microsoft.com/office/word/2010/wordml" xmlns:w15="http://schemas.microsoft.com/office/word/2012/wordml" xmlns:wpg="http://schemas.microsoft.com/office/word/2010/wordprocessingGroup" xmlns:wpi="http://schemas.microsoft.com/office/word/2010/wordprocessingInk" xmlns:wne="http://schemas.microsoft.com/office/word/2006/wordml" xmlns:wps="http://schemas.microsoft.com/office/word/2010/wordprocessingShape" mc:Ignorable="w14 w15 wp14">
   <w:body>
     <w:p>
       <w:pPr>
@@ -21,7 +21,7 @@
           <w:lang w:eastAsia="pt-BR"/>
         </w:rPr>
         <w:drawing>
-          <wp:anchor distT="0" distB="0" distL="114300" distR="114300" simplePos="0" relativeHeight="251659264" behindDoc="1" locked="0" layoutInCell="1" allowOverlap="1">
+          <wp:anchor distT="0" distB="0" distL="114300" distR="114300" simplePos="0" relativeHeight="251643392" behindDoc="1" locked="0" layoutInCell="1" allowOverlap="1">
             <wp:simplePos x="0" y="0"/>
             <wp:positionH relativeFrom="margin">
               <wp:posOffset>196215</wp:posOffset>
@@ -94,8 +94,6 @@
         </w:rPr>
         <w:t>Centro Educacional Adonai</w:t>
       </w:r>
-      <w:bookmarkStart w:id="0" w:name="_GoBack"/>
-      <w:bookmarkEnd w:id="0"/>
     </w:p>
     <w:p>
       <w:pPr>
@@ -241,7 +239,209 @@
         </w:rPr>
         <w:t xml:space="preserve">ERVIÇOS DE EDUCAÇÃO ESCOLAR </w:t>
       </w:r>
-      <w:proofErr w:type="spellStart"/>
+      <w:r>
+        <w:rPr>
+          <w:rFonts w:asciiTheme="minorHAnsi" w:eastAsia="Tahoma" w:hAnsiTheme="minorHAnsi" w:cstheme="minorHAnsi"/>
+          <w:b/>
+          <w:color w:val="0D0D0D"/>
+          <w:sz w:val="20"/>
+          <w:szCs w:val="20"/>
+        </w:rPr>
+        <w:t>adonaianoletivo</w:t>
+      </w:r>
+    </w:p>
+    <w:p>
+      <w:pPr>
+        <w:jc w:val="center"/>
+        <w:rPr>
+          <w:rFonts w:asciiTheme="minorHAnsi" w:hAnsiTheme="minorHAnsi" w:cstheme="minorHAnsi"/>
+          <w:sz w:val="20"/>
+          <w:szCs w:val="20"/>
+        </w:rPr>
+      </w:pPr>
+    </w:p>
+    <w:p>
+      <w:pPr>
+        <w:rPr>
+          <w:rFonts w:asciiTheme="minorHAnsi" w:hAnsiTheme="minorHAnsi" w:cstheme="minorHAnsi"/>
+          <w:sz w:val="20"/>
+          <w:szCs w:val="20"/>
+        </w:rPr>
+      </w:pPr>
+      <w:r>
+        <w:rPr>
+          <w:rFonts w:asciiTheme="minorHAnsi" w:eastAsia="Tahoma" w:hAnsiTheme="minorHAnsi" w:cstheme="minorHAnsi"/>
+          <w:color w:val="0D0D0D"/>
+          <w:sz w:val="20"/>
+          <w:szCs w:val="20"/>
+        </w:rPr>
+        <w:t>Pelo presente instrumento, de um lado CENTRO EDUCACIONAL ADONAI, devidamente inscrito no CNPJ sob o nº 14.395.954.0001/55 com sede na Rua José Cosme Pamplona n° 2001 - Bela Vista - Palhoça - S/C, doravante denomina</w:t>
+      </w:r>
+      <w:r>
+        <w:rPr>
+          <w:rFonts w:asciiTheme="minorHAnsi" w:eastAsia="Tahoma" w:hAnsiTheme="minorHAnsi" w:cstheme="minorHAnsi"/>
+          <w:color w:val="0D0D0D"/>
+          <w:sz w:val="20"/>
+          <w:szCs w:val="20"/>
+        </w:rPr>
+        <w:t>do CONTRATADO e de out</w:t>
+      </w:r>
+      <w:r>
+        <w:rPr>
+          <w:rFonts w:asciiTheme="minorHAnsi" w:eastAsia="Tahoma" w:hAnsiTheme="minorHAnsi" w:cstheme="minorHAnsi"/>
+          <w:color w:val="0D0D0D"/>
+          <w:sz w:val="20"/>
+          <w:szCs w:val="20"/>
+        </w:rPr>
+        <w:t>ro lado,</w:t>
+      </w:r>
+      <w:r>
+        <w:rPr>
+          <w:rFonts w:asciiTheme="minorHAnsi" w:eastAsia="Tahoma" w:hAnsiTheme="minorHAnsi" w:cstheme="minorHAnsi"/>
+          <w:color w:val="0D0D0D"/>
+          <w:sz w:val="20"/>
+          <w:szCs w:val="20"/>
+        </w:rPr>
+        <w:t>adonainomecontratado</w:t>
+      </w:r>
+      <w:r>
+        <w:rPr>
+          <w:rFonts w:asciiTheme="minorHAnsi" w:eastAsia="Tahoma" w:hAnsiTheme="minorHAnsi" w:cstheme="minorHAnsi"/>
+          <w:color w:val="0D0D0D"/>
+          <w:sz w:val="20"/>
+          <w:szCs w:val="20"/>
+        </w:rPr>
+        <w:t xml:space="preserve"> RG:  </w:t>
+      </w:r>
+      <w:r>
+        <w:rPr>
+          <w:rFonts w:asciiTheme="minorHAnsi" w:eastAsia="Tahoma" w:hAnsiTheme="minorHAnsi" w:cstheme="minorHAnsi"/>
+          <w:color w:val="0D0D0D"/>
+          <w:sz w:val="20"/>
+          <w:szCs w:val="20"/>
+        </w:rPr>
+        <w:t>adonairgcontratado</w:t>
+      </w:r>
+      <w:r>
+        <w:rPr>
+          <w:rFonts w:asciiTheme="minorHAnsi" w:eastAsia="Tahoma" w:hAnsiTheme="minorHAnsi" w:cstheme="minorHAnsi"/>
+          <w:color w:val="0D0D0D"/>
+          <w:sz w:val="20"/>
+          <w:szCs w:val="20"/>
+        </w:rPr>
+        <w:t xml:space="preserve"> e </w:t>
+      </w:r>
+      <w:r>
+        <w:rPr>
+          <w:rFonts w:asciiTheme="minorHAnsi" w:eastAsia="Tahoma" w:hAnsiTheme="minorHAnsi" w:cstheme="minorHAnsi"/>
+          <w:color w:val="0D0D0D"/>
+          <w:sz w:val="20"/>
+          <w:szCs w:val="20"/>
+        </w:rPr>
+        <w:t xml:space="preserve">CPF nº </w:t>
+      </w:r>
+      <w:r>
+        <w:rPr>
+          <w:rFonts w:asciiTheme="minorHAnsi" w:eastAsia="Tahoma" w:hAnsiTheme="minorHAnsi" w:cstheme="minorHAnsi"/>
+          <w:color w:val="0D0D0D"/>
+          <w:sz w:val="20"/>
+          <w:szCs w:val="20"/>
+        </w:rPr>
+        <w:t>adonaicpfcontratado</w:t>
+      </w:r>
+      <w:r>
+        <w:rPr>
+          <w:rFonts w:asciiTheme="minorHAnsi" w:eastAsia="Tahoma" w:hAnsiTheme="minorHAnsi" w:cstheme="minorHAnsi"/>
+          <w:color w:val="0D0D0D"/>
+          <w:sz w:val="20"/>
+          <w:szCs w:val="20"/>
+        </w:rPr>
+        <w:t xml:space="preserve"> </w:t>
+      </w:r>
+      <w:r>
+        <w:rPr>
+          <w:rFonts w:asciiTheme="minorHAnsi" w:eastAsia="Tahoma" w:hAnsiTheme="minorHAnsi" w:cstheme="minorHAnsi"/>
+          <w:color w:val="0D0D0D"/>
+          <w:sz w:val="20"/>
+          <w:szCs w:val="20"/>
+        </w:rPr>
+        <w:t>na qualidade de representante legal do(s) aluno(s)</w:t>
+      </w:r>
+      <w:r>
+        <w:rPr>
+          <w:rFonts w:asciiTheme="minorHAnsi" w:eastAsia="Tahoma" w:hAnsiTheme="minorHAnsi" w:cstheme="minorHAnsi"/>
+          <w:color w:val="0D0D0D"/>
+          <w:sz w:val="20"/>
+          <w:szCs w:val="20"/>
+        </w:rPr>
+        <w:t>:</w:t>
+      </w:r>
+      <w:r>
+        <w:rPr>
+          <w:rFonts w:asciiTheme="minorHAnsi" w:eastAsia="Tahoma" w:hAnsiTheme="minorHAnsi" w:cstheme="minorHAnsi"/>
+          <w:color w:val="0D0D0D"/>
+          <w:sz w:val="20"/>
+          <w:szCs w:val="20"/>
+        </w:rPr>
+        <w:t xml:space="preserve">  </w:t>
+      </w:r>
+      <w:r>
+        <w:rPr>
+          <w:rFonts w:asciiTheme="minorHAnsi" w:eastAsia="Tahoma" w:hAnsiTheme="minorHAnsi" w:cstheme="minorHAnsi"/>
+          <w:color w:val="0D0D0D"/>
+          <w:sz w:val="20"/>
+          <w:szCs w:val="20"/>
+        </w:rPr>
+        <w:t xml:space="preserve"> </w:t>
+      </w:r>
+      <w:r>
+        <w:rPr>
+          <w:rFonts w:asciiTheme="minorHAnsi" w:eastAsia="Tahoma" w:hAnsiTheme="minorHAnsi" w:cstheme="minorHAnsi"/>
+          <w:color w:val="0D0D0D"/>
+          <w:sz w:val="20"/>
+          <w:szCs w:val="20"/>
+        </w:rPr>
+        <w:t>adonainomealuno</w:t>
+      </w:r>
+      <w:bookmarkStart w:id="0" w:name="_GoBack"/>
+      <w:bookmarkEnd w:id="0"/>
+      <w:r>
+        <w:rPr>
+          <w:rFonts w:asciiTheme="minorHAnsi" w:eastAsia="Tahoma" w:hAnsiTheme="minorHAnsi" w:cstheme="minorHAnsi"/>
+          <w:color w:val="0D0D0D"/>
+          <w:sz w:val="20"/>
+          <w:szCs w:val="20"/>
+        </w:rPr>
+        <w:t xml:space="preserve"> </w:t>
+      </w:r>
+      <w:r>
+        <w:rPr>
+          <w:rFonts w:asciiTheme="minorHAnsi" w:eastAsia="Tahoma" w:hAnsiTheme="minorHAnsi" w:cstheme="minorHAnsi"/>
+          <w:color w:val="0D0D0D"/>
+          <w:sz w:val="20"/>
+          <w:szCs w:val="20"/>
+        </w:rPr>
+        <w:t>no(s) requerimento(s) de matrícula(s), parte integrante deste contrato, doravante denominado CONTRATANTE, celebram o presente CONTRATO DE PRESTAÇÃO DE SERVIÇOS DE EDUCAÇÃO ESCOLAR, fruto de consciente opção pelo ensino particular, amparado pelos princípios e dispositivos constitucionais da liberdade de ensino, do pluralismo pedagógico e da iniciativa privada, sob a égide dos artigos 1º, inciso IV, 5º, inciso II, 173, inciso IV, 206, incisos II e III e 209 da Constituição Federal, artigos 389, 476, 594 e 597 do Código Civil Brasileiro no que for aplicável e Leis nº 8.078/90 e nº 9.870/99 também no que forem aplicáveis, mediante as cláusulas e condições a seguir especificadas e cujo cumprimento se obrigam mutuamente:</w:t>
+      </w:r>
+    </w:p>
+    <w:p>
+      <w:pPr>
+        <w:rPr>
+          <w:rFonts w:asciiTheme="minorHAnsi" w:hAnsiTheme="minorHAnsi" w:cstheme="minorHAnsi"/>
+          <w:sz w:val="20"/>
+          <w:szCs w:val="20"/>
+        </w:rPr>
+      </w:pPr>
+    </w:p>
+    <w:p>
+      <w:pPr>
+        <w:jc w:val="both"/>
+        <w:rPr>
+          <w:rFonts w:asciiTheme="minorHAnsi" w:hAnsiTheme="minorHAnsi" w:cstheme="minorHAnsi"/>
+          <w:sz w:val="20"/>
+          <w:szCs w:val="20"/>
+        </w:rPr>
+      </w:pPr>
       <w:r>
         <w:rPr>
           <w:rFonts w:asciiTheme="minorHAnsi" w:eastAsia="Tahoma" w:hAnsiTheme="minorHAnsi" w:cstheme="minorHAnsi"/>
@@ -251,175 +451,6 @@
           <w:szCs w:val="20"/>
           <w:u w:val="single"/>
         </w:rPr>
-        <w:t>adonaianoletivo</w:t>
-      </w:r>
-      <w:proofErr w:type="spellEnd"/>
-    </w:p>
-    <w:p>
-      <w:pPr>
-        <w:jc w:val="center"/>
-        <w:rPr>
-          <w:rFonts w:asciiTheme="minorHAnsi" w:hAnsiTheme="minorHAnsi" w:cstheme="minorHAnsi"/>
-          <w:sz w:val="20"/>
-          <w:szCs w:val="20"/>
-        </w:rPr>
-      </w:pPr>
-    </w:p>
-    <w:p>
-      <w:pPr>
-        <w:rPr>
-          <w:rFonts w:asciiTheme="minorHAnsi" w:hAnsiTheme="minorHAnsi" w:cstheme="minorHAnsi"/>
-          <w:sz w:val="20"/>
-          <w:szCs w:val="20"/>
-        </w:rPr>
-      </w:pPr>
-      <w:r>
-        <w:rPr>
-          <w:rFonts w:asciiTheme="minorHAnsi" w:eastAsia="Tahoma" w:hAnsiTheme="minorHAnsi" w:cstheme="minorHAnsi"/>
-          <w:color w:val="0D0D0D"/>
-          <w:sz w:val="20"/>
-          <w:szCs w:val="20"/>
-        </w:rPr>
-        <w:t>Pelo presente instrumento, de um lado CENTRO EDUCACIONAL ADONAI, devidamente inscrito no CNPJ sob o nº 14.395.954.0001/55 com sede na Rua José Cosme Pamplona n° 2001 - Bela Vista - Palhoça - S/C, doravante denomina</w:t>
-      </w:r>
-      <w:r>
-        <w:rPr>
-          <w:rFonts w:asciiTheme="minorHAnsi" w:eastAsia="Tahoma" w:hAnsiTheme="minorHAnsi" w:cstheme="minorHAnsi"/>
-          <w:color w:val="0D0D0D"/>
-          <w:sz w:val="20"/>
-          <w:szCs w:val="20"/>
-        </w:rPr>
-        <w:t>do CONTRATADO e de out</w:t>
-      </w:r>
-      <w:r>
-        <w:rPr>
-          <w:rFonts w:asciiTheme="minorHAnsi" w:eastAsia="Tahoma" w:hAnsiTheme="minorHAnsi" w:cstheme="minorHAnsi"/>
-          <w:color w:val="0D0D0D"/>
-          <w:sz w:val="20"/>
-          <w:szCs w:val="20"/>
-        </w:rPr>
-        <w:t>ro lado,</w:t>
-      </w:r>
-      <w:r>
-        <w:rPr>
-          <w:rFonts w:asciiTheme="minorHAnsi" w:eastAsia="Tahoma" w:hAnsiTheme="minorHAnsi" w:cstheme="minorHAnsi"/>
-          <w:color w:val="0D0D0D"/>
-          <w:sz w:val="20"/>
-          <w:szCs w:val="20"/>
-        </w:rPr>
-        <w:t>adonainomecontratado</w:t>
-      </w:r>
-      <w:r>
-        <w:rPr>
-          <w:rFonts w:asciiTheme="minorHAnsi" w:eastAsia="Tahoma" w:hAnsiTheme="minorHAnsi" w:cstheme="minorHAnsi"/>
-          <w:color w:val="0D0D0D"/>
-          <w:sz w:val="20"/>
-          <w:szCs w:val="20"/>
-        </w:rPr>
-        <w:t xml:space="preserve"> RG:  </w:t>
-      </w:r>
-      <w:r>
-        <w:rPr>
-          <w:rFonts w:asciiTheme="minorHAnsi" w:eastAsia="Tahoma" w:hAnsiTheme="minorHAnsi" w:cstheme="minorHAnsi"/>
-          <w:color w:val="0D0D0D"/>
-          <w:sz w:val="20"/>
-          <w:szCs w:val="20"/>
-        </w:rPr>
-        <w:t>adonairgcontratado</w:t>
-      </w:r>
-      <w:r>
-        <w:rPr>
-          <w:rFonts w:asciiTheme="minorHAnsi" w:eastAsia="Tahoma" w:hAnsiTheme="minorHAnsi" w:cstheme="minorHAnsi"/>
-          <w:color w:val="0D0D0D"/>
-          <w:sz w:val="20"/>
-          <w:szCs w:val="20"/>
-        </w:rPr>
-        <w:t xml:space="preserve"> e </w:t>
-      </w:r>
-      <w:r>
-        <w:rPr>
-          <w:rFonts w:asciiTheme="minorHAnsi" w:eastAsia="Tahoma" w:hAnsiTheme="minorHAnsi" w:cstheme="minorHAnsi"/>
-          <w:color w:val="0D0D0D"/>
-          <w:sz w:val="20"/>
-          <w:szCs w:val="20"/>
-        </w:rPr>
-        <w:t xml:space="preserve">CPF nº </w:t>
-      </w:r>
-      <w:r>
-        <w:rPr>
-          <w:rFonts w:asciiTheme="minorHAnsi" w:eastAsia="Tahoma" w:hAnsiTheme="minorHAnsi" w:cstheme="minorHAnsi"/>
-          <w:color w:val="0D0D0D"/>
-          <w:sz w:val="20"/>
-          <w:szCs w:val="20"/>
-        </w:rPr>
-        <w:t>adonaicpfcontratado</w:t>
-      </w:r>
-      <w:r>
-        <w:rPr>
-          <w:rFonts w:asciiTheme="minorHAnsi" w:eastAsia="Tahoma" w:hAnsiTheme="minorHAnsi" w:cstheme="minorHAnsi"/>
-          <w:color w:val="0D0D0D"/>
-          <w:sz w:val="20"/>
-          <w:szCs w:val="20"/>
-        </w:rPr>
-        <w:t xml:space="preserve">na qualidade de representante legal do(s) aluno(s) </w:t>
-      </w:r>
-      <w:r>
-        <w:rPr>
-          <w:rFonts w:asciiTheme="minorHAnsi" w:eastAsia="Tahoma" w:hAnsiTheme="minorHAnsi" w:cstheme="minorHAnsi"/>
-          <w:color w:val="0D0D0D"/>
-          <w:sz w:val="20"/>
-          <w:szCs w:val="20"/>
-        </w:rPr>
-        <w:t xml:space="preserve">: </w:t>
-      </w:r>
-      <w:proofErr w:type="spellStart"/>
-      <w:r>
-        <w:rPr>
-          <w:rFonts w:asciiTheme="minorHAnsi" w:eastAsia="Tahoma" w:hAnsiTheme="minorHAnsi" w:cstheme="minorHAnsi"/>
-          <w:color w:val="0D0D0D"/>
-          <w:sz w:val="20"/>
-          <w:szCs w:val="20"/>
-        </w:rPr>
-        <w:t>adonainomealuno</w:t>
-      </w:r>
-      <w:proofErr w:type="spellEnd"/>
-      <w:r>
-        <w:rPr>
-          <w:rFonts w:asciiTheme="minorHAnsi" w:eastAsia="Tahoma" w:hAnsiTheme="minorHAnsi" w:cstheme="minorHAnsi"/>
-          <w:color w:val="0D0D0D"/>
-          <w:sz w:val="20"/>
-          <w:szCs w:val="20"/>
-        </w:rPr>
-        <w:t xml:space="preserve"> no(s) requerimento(s) de matrícula(s), parte integrante deste contrato, doravante denominado CONTRATANTE, celebram o presente CONTRATO DE PRESTAÇÃO DE SERVIÇOS DE EDUCAÇÃO ESCOLAR, fruto de consciente opção pelo ensino particular, amparado pelos princípios e dispositivos constitucionais da liberdade de ensino, do pluralismo pedagógico e da iniciativa privada, sob a égide dos artigos 1º, inciso IV, 5º, inciso II, 173, inciso IV, 206, incisos II e III e 209 da Constituição Federal, artigos 389, 476, 594 e 597 do Código Civil Brasileiro no que for aplicável e Leis nº 8.078/90 e nº 9.870/99 também no que forem aplicáveis, mediante as cláusulas e condições a seguir especificadas e cujo cumprimento se obrigam mutuamente:</w:t>
-      </w:r>
-    </w:p>
-    <w:p>
-      <w:pPr>
-        <w:rPr>
-          <w:rFonts w:asciiTheme="minorHAnsi" w:hAnsiTheme="minorHAnsi" w:cstheme="minorHAnsi"/>
-          <w:sz w:val="20"/>
-          <w:szCs w:val="20"/>
-        </w:rPr>
-      </w:pPr>
-    </w:p>
-    <w:p>
-      <w:pPr>
-        <w:jc w:val="both"/>
-        <w:rPr>
-          <w:rFonts w:asciiTheme="minorHAnsi" w:hAnsiTheme="minorHAnsi" w:cstheme="minorHAnsi"/>
-          <w:sz w:val="20"/>
-          <w:szCs w:val="20"/>
-        </w:rPr>
-      </w:pPr>
-      <w:r>
-        <w:rPr>
-          <w:rFonts w:asciiTheme="minorHAnsi" w:eastAsia="Tahoma" w:hAnsiTheme="minorHAnsi" w:cstheme="minorHAnsi"/>
-          <w:b/>
-          <w:color w:val="0D0D0D"/>
-          <w:sz w:val="20"/>
-          <w:szCs w:val="20"/>
-          <w:u w:val="single"/>
-        </w:rPr>
         <w:t>Do objeto contratual:</w:t>
       </w:r>
     </w:p>
@@ -439,27 +470,7 @@
           <w:sz w:val="20"/>
           <w:szCs w:val="20"/>
         </w:rPr>
-        <w:t xml:space="preserve">O objeto do presente contrato é regular os serviços a serem prestados pelo CONTRATADO, visando </w:t>
-      </w:r>
-      <w:proofErr w:type="gramStart"/>
-      <w:r>
-        <w:rPr>
-          <w:rFonts w:asciiTheme="minorHAnsi" w:eastAsia="Tahoma" w:hAnsiTheme="minorHAnsi" w:cstheme="minorHAnsi"/>
-          <w:color w:val="0D0D0D"/>
-          <w:sz w:val="20"/>
-          <w:szCs w:val="20"/>
-        </w:rPr>
-        <w:t>implementar</w:t>
-      </w:r>
-      <w:proofErr w:type="gramEnd"/>
-      <w:r>
-        <w:rPr>
-          <w:rFonts w:asciiTheme="minorHAnsi" w:eastAsia="Tahoma" w:hAnsiTheme="minorHAnsi" w:cstheme="minorHAnsi"/>
-          <w:color w:val="0D0D0D"/>
-          <w:sz w:val="20"/>
-          <w:szCs w:val="20"/>
-        </w:rPr>
-        <w:t xml:space="preserve"> o seu Projeto Político Pedagógico (PPP) durante o ano letivo</w:t>
+        <w:t>O objeto do presente contrato é regular os serviços a serem prestados pelo CONTRATADO, visando implementar o seu Projeto Político Pedagógico (PPP) durante o ano letivo</w:t>
       </w:r>
       <w:r>
         <w:rPr>
@@ -606,27 +617,7 @@
           <w:sz w:val="20"/>
           <w:szCs w:val="20"/>
         </w:rPr>
-        <w:t xml:space="preserve">A inscrição do aluno (a) somente será </w:t>
-      </w:r>
-      <w:proofErr w:type="gramStart"/>
-      <w:r>
-        <w:rPr>
-          <w:rFonts w:asciiTheme="minorHAnsi" w:eastAsia="Tahoma" w:hAnsiTheme="minorHAnsi" w:cstheme="minorHAnsi"/>
-          <w:color w:val="0D0D0D"/>
-          <w:sz w:val="20"/>
-          <w:szCs w:val="20"/>
-        </w:rPr>
-        <w:t>encaminhado</w:t>
-      </w:r>
-      <w:proofErr w:type="gramEnd"/>
-      <w:r>
-        <w:rPr>
-          <w:rFonts w:asciiTheme="minorHAnsi" w:eastAsia="Tahoma" w:hAnsiTheme="minorHAnsi" w:cstheme="minorHAnsi"/>
-          <w:color w:val="0D0D0D"/>
-          <w:sz w:val="20"/>
-          <w:szCs w:val="20"/>
-        </w:rPr>
-        <w:t xml:space="preserve"> para deferimento pela Diretora, após certificação pela tesouraria, de que o CONTRATANTE esteja quite com suas obrigações financeiras, decorrentes de prestações anteriores e as previstas para pagamento no ato da matrícula.</w:t>
+        <w:t>A inscrição do aluno (a) somente será encaminhado para deferimento pela Diretora, após certificação pela tesouraria, de que o CONTRATANTE esteja quite com suas obrigações financeiras, decorrentes de prestações anteriores e as previstas para pagamento no ato da matrícula.</w:t>
       </w:r>
     </w:p>
     <w:p>
@@ -687,27 +678,17 @@
           <w:sz w:val="20"/>
           <w:szCs w:val="20"/>
         </w:rPr>
-        <w:t xml:space="preserve">O CONTRATANTE declara, neste ato, que conheceu previamente as instalações físicas do estabelecimento, bem como as condições financeiras deste contrato, que foi exposto em local de fácil acesso e visualização, conhecendo-as e aceitando-as </w:t>
-      </w:r>
-      <w:proofErr w:type="gramStart"/>
-      <w:r>
-        <w:rPr>
-          <w:rFonts w:asciiTheme="minorHAnsi" w:eastAsia="Tahoma" w:hAnsiTheme="minorHAnsi" w:cstheme="minorHAnsi"/>
-          <w:color w:val="0D0D0D"/>
-          <w:sz w:val="20"/>
-          <w:szCs w:val="20"/>
-        </w:rPr>
-        <w:t>livremente.</w:t>
-      </w:r>
-      <w:proofErr w:type="gramEnd"/>
-      <w:r>
-        <w:rPr>
-          <w:rFonts w:asciiTheme="minorHAnsi" w:eastAsia="Tahoma" w:hAnsiTheme="minorHAnsi" w:cstheme="minorHAnsi"/>
-          <w:color w:val="0D0D0D"/>
-          <w:sz w:val="20"/>
-          <w:szCs w:val="20"/>
-        </w:rPr>
-        <w:t>(art.2° da lei n°9.870/99).</w:t>
+        <w:t>O CONTRATANTE declara, neste ato, que conheceu previamente as instalações físicas do estabelecimento, bem como as condições financeiras deste contrato, que foi exposto em local de fácil acesso e visualização, conhecendo-as e aceitando-as livremente.(art.2° da lei n°9.870/99).</w:t>
+      </w:r>
+      <w:r>
+        <w:rPr>
+          <w:rFonts w:asciiTheme="minorHAnsi" w:hAnsiTheme="minorHAnsi" w:cstheme="minorHAnsi"/>
+          <w:noProof/>
+          <w:sz w:val="24"/>
+          <w:szCs w:val="24"/>
+          <w:lang w:eastAsia="pt-BR"/>
+        </w:rPr>
+        <w:t xml:space="preserve"> </w:t>
       </w:r>
     </w:p>
     <w:p>
@@ -720,6 +701,71 @@
           <w:szCs w:val="20"/>
         </w:rPr>
       </w:pPr>
+      <w:r>
+        <w:rPr>
+          <w:rFonts w:asciiTheme="minorHAnsi" w:hAnsiTheme="minorHAnsi" w:cstheme="minorHAnsi"/>
+          <w:noProof/>
+          <w:sz w:val="24"/>
+          <w:szCs w:val="24"/>
+          <w:lang w:eastAsia="pt-BR"/>
+        </w:rPr>
+        <w:drawing>
+          <wp:anchor distT="0" distB="0" distL="114300" distR="114300" simplePos="0" relativeHeight="251645440" behindDoc="0" locked="0" layoutInCell="1" allowOverlap="1" wp14:anchorId="36D88804" wp14:editId="2BE6D753">
+            <wp:simplePos x="0" y="0"/>
+            <wp:positionH relativeFrom="column">
+              <wp:posOffset>5031105</wp:posOffset>
+            </wp:positionH>
+            <wp:positionV relativeFrom="paragraph">
+              <wp:posOffset>159385</wp:posOffset>
+            </wp:positionV>
+            <wp:extent cx="1127760" cy="327660"/>
+            <wp:effectExtent l="0" t="0" r="0" b="0"/>
+            <wp:wrapNone/>
+            <wp:docPr id="2" name="Picture 2" descr="C:\Users\a131m\AppData\Local\Microsoft\Windows\INetCache\Content.Word\rubrica.png"/>
+            <wp:cNvGraphicFramePr>
+              <a:graphicFrameLocks xmlns:a="http://schemas.openxmlformats.org/drawingml/2006/main" noChangeAspect="1"/>
+            </wp:cNvGraphicFramePr>
+            <a:graphic xmlns:a="http://schemas.openxmlformats.org/drawingml/2006/main">
+              <a:graphicData uri="http://schemas.openxmlformats.org/drawingml/2006/picture">
+                <pic:pic xmlns:pic="http://schemas.openxmlformats.org/drawingml/2006/picture">
+                  <pic:nvPicPr>
+                    <pic:cNvPr id="0" name="Picture 6" descr="C:\Users\a131m\AppData\Local\Microsoft\Windows\INetCache\Content.Word\rubrica.png"/>
+                    <pic:cNvPicPr>
+                      <a:picLocks noChangeAspect="1" noChangeArrowheads="1"/>
+                    </pic:cNvPicPr>
+                  </pic:nvPicPr>
+                  <pic:blipFill>
+                    <a:blip r:embed="rId5" cstate="print">
+                      <a:extLst>
+                        <a:ext uri="{28A0092B-C50C-407E-A947-70E740481C1C}">
+                          <a14:useLocalDpi xmlns:a14="http://schemas.microsoft.com/office/drawing/2010/main" val="0"/>
+                        </a:ext>
+                      </a:extLst>
+                    </a:blip>
+                    <a:srcRect/>
+                    <a:stretch>
+                      <a:fillRect/>
+                    </a:stretch>
+                  </pic:blipFill>
+                  <pic:spPr bwMode="auto">
+                    <a:xfrm>
+                      <a:off x="0" y="0"/>
+                      <a:ext cx="1127760" cy="327660"/>
+                    </a:xfrm>
+                    <a:prstGeom prst="rect">
+                      <a:avLst/>
+                    </a:prstGeom>
+                    <a:noFill/>
+                    <a:ln>
+                      <a:noFill/>
+                    </a:ln>
+                  </pic:spPr>
+                </pic:pic>
+              </a:graphicData>
+            </a:graphic>
+          </wp:anchor>
+        </w:drawing>
+      </w:r>
       <w:r>
         <w:rPr>
           <w:rFonts w:asciiTheme="minorHAnsi" w:eastAsia="Tahoma" w:hAnsiTheme="minorHAnsi" w:cstheme="minorHAnsi"/>
@@ -825,29 +871,7 @@
           <w:sz w:val="20"/>
           <w:szCs w:val="20"/>
         </w:rPr>
-        <w:t xml:space="preserve">Parágrafo 3°- O CONTRATANTE está ciente da obrigatoriedade do uso e identificação do uniforme escolar </w:t>
-      </w:r>
-      <w:proofErr w:type="gramStart"/>
-      <w:r>
-        <w:rPr>
-          <w:rFonts w:asciiTheme="minorHAnsi" w:eastAsia="Tahoma" w:hAnsiTheme="minorHAnsi" w:cstheme="minorHAnsi"/>
-          <w:b/>
-          <w:color w:val="0D0D0D"/>
-          <w:sz w:val="20"/>
-          <w:szCs w:val="20"/>
-        </w:rPr>
-        <w:t>completo sendo calça, bermuda,</w:t>
-      </w:r>
-      <w:proofErr w:type="gramEnd"/>
-      <w:r>
-        <w:rPr>
-          <w:rFonts w:asciiTheme="minorHAnsi" w:eastAsia="Tahoma" w:hAnsiTheme="minorHAnsi" w:cstheme="minorHAnsi"/>
-          <w:b/>
-          <w:color w:val="0D0D0D"/>
-          <w:sz w:val="20"/>
-          <w:szCs w:val="20"/>
-        </w:rPr>
-        <w:t xml:space="preserve"> short saia, camiseta, jaqueta e tênis por parte do(s) aluno(s), assumindo a responsabilidade de compra do mesmo.</w:t>
+        <w:t>Parágrafo 3°- O CONTRATANTE está ciente da obrigatoriedade do uso e identificação do uniforme escolar completo sendo calça, bermuda, short saia, camiseta, jaqueta e tênis por parte do(s) aluno(s), assumindo a responsabilidade de compra do mesmo.</w:t>
       </w:r>
     </w:p>
     <w:p>
@@ -954,7 +978,7 @@
           <w:left w:w="10" w:type="dxa"/>
           <w:right w:w="10" w:type="dxa"/>
         </w:tblCellMar>
-        <w:tblLook w:val="04A0"/>
+        <w:tblLook w:val="04A0" w:firstRow="1" w:lastRow="0" w:firstColumn="1" w:lastColumn="0" w:noHBand="0" w:noVBand="1"/>
       </w:tblPr>
       <w:tblGrid>
         <w:gridCol w:w="9322"/>
@@ -986,7 +1010,6 @@
                 <w:szCs w:val="20"/>
               </w:rPr>
             </w:pPr>
-            <w:proofErr w:type="gramStart"/>
             <w:r>
               <w:rPr>
                 <w:rFonts w:asciiTheme="minorHAnsi" w:hAnsiTheme="minorHAnsi" w:cstheme="minorHAnsi"/>
@@ -1005,8 +1028,6 @@
               </w:rPr>
               <w:t xml:space="preserve"> :</w:t>
             </w:r>
-            <w:proofErr w:type="spellStart"/>
-            <w:proofErr w:type="gramEnd"/>
             <w:r>
               <w:rPr>
                 <w:rFonts w:asciiTheme="minorHAnsi" w:hAnsiTheme="minorHAnsi" w:cstheme="minorHAnsi"/>
@@ -1015,7 +1036,6 @@
               </w:rPr>
               <w:t>adonaiturma</w:t>
             </w:r>
-            <w:proofErr w:type="spellEnd"/>
           </w:p>
         </w:tc>
       </w:tr>
@@ -1046,7 +1066,6 @@
                 <w:szCs w:val="20"/>
               </w:rPr>
             </w:pPr>
-            <w:proofErr w:type="gramStart"/>
             <w:r>
               <w:rPr>
                 <w:rFonts w:asciiTheme="minorHAnsi" w:hAnsiTheme="minorHAnsi" w:cstheme="minorHAnsi"/>
@@ -1056,8 +1075,6 @@
               </w:rPr>
               <w:t>Período:</w:t>
             </w:r>
-            <w:proofErr w:type="spellStart"/>
-            <w:proofErr w:type="gramEnd"/>
             <w:r>
               <w:rPr>
                 <w:rFonts w:asciiTheme="minorHAnsi" w:hAnsiTheme="minorHAnsi" w:cstheme="minorHAnsi"/>
@@ -1066,7 +1083,6 @@
               </w:rPr>
               <w:t>adonaiperiodo</w:t>
             </w:r>
-            <w:proofErr w:type="spellEnd"/>
           </w:p>
         </w:tc>
       </w:tr>
@@ -1105,29 +1121,8 @@
                 <w:sz w:val="20"/>
                 <w:szCs w:val="20"/>
               </w:rPr>
-              <w:t>Anuidade:</w:t>
+              <w:t xml:space="preserve">Anuidade:  R$ </w:t>
             </w:r>
-            <w:proofErr w:type="gramStart"/>
-            <w:r>
-              <w:rPr>
-                <w:rFonts w:asciiTheme="minorHAnsi" w:hAnsiTheme="minorHAnsi" w:cstheme="minorHAnsi"/>
-                <w:b/>
-                <w:sz w:val="20"/>
-                <w:szCs w:val="20"/>
-              </w:rPr>
-              <w:t xml:space="preserve">  </w:t>
-            </w:r>
-            <w:proofErr w:type="gramEnd"/>
-            <w:r>
-              <w:rPr>
-                <w:rFonts w:asciiTheme="minorHAnsi" w:hAnsiTheme="minorHAnsi" w:cstheme="minorHAnsi"/>
-                <w:b/>
-                <w:sz w:val="20"/>
-                <w:szCs w:val="20"/>
-              </w:rPr>
-              <w:t xml:space="preserve">R$ </w:t>
-            </w:r>
-            <w:proofErr w:type="spellStart"/>
             <w:r>
               <w:rPr>
                 <w:rFonts w:asciiTheme="minorHAnsi" w:hAnsiTheme="minorHAnsi" w:cstheme="minorHAnsi"/>
@@ -1136,7 +1131,6 @@
               </w:rPr>
               <w:t>adonaivalortotal</w:t>
             </w:r>
-            <w:proofErr w:type="spellEnd"/>
           </w:p>
         </w:tc>
       </w:tr>
@@ -1175,20 +1169,8 @@
                 <w:sz w:val="20"/>
                 <w:szCs w:val="20"/>
               </w:rPr>
-              <w:t xml:space="preserve">Nº de </w:t>
+              <w:t>Nº de parcelas:</w:t>
             </w:r>
-            <w:proofErr w:type="gramStart"/>
-            <w:r>
-              <w:rPr>
-                <w:rFonts w:asciiTheme="minorHAnsi" w:hAnsiTheme="minorHAnsi" w:cstheme="minorHAnsi"/>
-                <w:b/>
-                <w:sz w:val="20"/>
-                <w:szCs w:val="20"/>
-              </w:rPr>
-              <w:t>parcelas:</w:t>
-            </w:r>
-            <w:proofErr w:type="spellStart"/>
-            <w:proofErr w:type="gramEnd"/>
             <w:r>
               <w:rPr>
                 <w:rFonts w:asciiTheme="minorHAnsi" w:hAnsiTheme="minorHAnsi" w:cstheme="minorHAnsi"/>
@@ -1197,7 +1179,6 @@
               </w:rPr>
               <w:t>adonainumeroparcelas</w:t>
             </w:r>
-            <w:proofErr w:type="spellEnd"/>
           </w:p>
         </w:tc>
       </w:tr>
@@ -1238,7 +1219,6 @@
               </w:rPr>
               <w:t xml:space="preserve">Valor mensal: </w:t>
             </w:r>
-            <w:proofErr w:type="spellStart"/>
             <w:r>
               <w:rPr>
                 <w:rFonts w:asciiTheme="minorHAnsi" w:hAnsiTheme="minorHAnsi" w:cstheme="minorHAnsi"/>
@@ -1247,7 +1227,6 @@
               </w:rPr>
               <w:t>adonaimensalidade</w:t>
             </w:r>
-            <w:proofErr w:type="spellEnd"/>
           </w:p>
         </w:tc>
       </w:tr>
@@ -1285,20 +1264,8 @@
                 <w:sz w:val="20"/>
                 <w:szCs w:val="20"/>
               </w:rPr>
-              <w:t xml:space="preserve">Meses a </w:t>
+              <w:t>Meses a Pagar:</w:t>
             </w:r>
-            <w:proofErr w:type="gramStart"/>
-            <w:r>
-              <w:rPr>
-                <w:rFonts w:asciiTheme="minorHAnsi" w:hAnsiTheme="minorHAnsi" w:cstheme="minorHAnsi"/>
-                <w:b/>
-                <w:sz w:val="20"/>
-                <w:szCs w:val="20"/>
-              </w:rPr>
-              <w:t>Pagar:</w:t>
-            </w:r>
-            <w:proofErr w:type="spellStart"/>
-            <w:proofErr w:type="gramEnd"/>
             <w:r>
               <w:rPr>
                 <w:rFonts w:asciiTheme="minorHAnsi" w:hAnsiTheme="minorHAnsi" w:cstheme="minorHAnsi"/>
@@ -1307,7 +1274,6 @@
               </w:rPr>
               <w:t>adonaimesespagar</w:t>
             </w:r>
-            <w:proofErr w:type="spellEnd"/>
           </w:p>
         </w:tc>
       </w:tr>
@@ -1351,7 +1317,6 @@
         </w:rPr>
         <w:t xml:space="preserve">A anuidade será paga(s) em, no máximo, 12 parcelas, vencendo a primeira no mês de </w:t>
       </w:r>
-      <w:proofErr w:type="spellStart"/>
       <w:r>
         <w:rPr>
           <w:rFonts w:asciiTheme="minorHAnsi" w:eastAsia="Tahoma" w:hAnsiTheme="minorHAnsi" w:cstheme="minorHAnsi"/>
@@ -1361,7 +1326,6 @@
         </w:rPr>
         <w:t>mesinicio</w:t>
       </w:r>
-      <w:proofErr w:type="spellEnd"/>
       <w:r>
         <w:rPr>
           <w:rFonts w:asciiTheme="minorHAnsi" w:eastAsia="Tahoma" w:hAnsiTheme="minorHAnsi" w:cstheme="minorHAnsi"/>
@@ -1628,6 +1592,71 @@
       </w:pPr>
       <w:r>
         <w:rPr>
+          <w:rFonts w:asciiTheme="minorHAnsi" w:hAnsiTheme="minorHAnsi" w:cstheme="minorHAnsi"/>
+          <w:noProof/>
+          <w:sz w:val="24"/>
+          <w:szCs w:val="24"/>
+          <w:lang w:eastAsia="pt-BR"/>
+        </w:rPr>
+        <w:drawing>
+          <wp:anchor distT="0" distB="0" distL="114300" distR="114300" simplePos="0" relativeHeight="251646464" behindDoc="0" locked="0" layoutInCell="1" allowOverlap="1" wp14:anchorId="05B2C62A" wp14:editId="3668F3A1">
+            <wp:simplePos x="0" y="0"/>
+            <wp:positionH relativeFrom="column">
+              <wp:posOffset>4869180</wp:posOffset>
+            </wp:positionH>
+            <wp:positionV relativeFrom="paragraph">
+              <wp:posOffset>218440</wp:posOffset>
+            </wp:positionV>
+            <wp:extent cx="1127760" cy="327660"/>
+            <wp:effectExtent l="0" t="0" r="0" b="0"/>
+            <wp:wrapNone/>
+            <wp:docPr id="3" name="Picture 3" descr="C:\Users\a131m\AppData\Local\Microsoft\Windows\INetCache\Content.Word\rubrica.png"/>
+            <wp:cNvGraphicFramePr>
+              <a:graphicFrameLocks xmlns:a="http://schemas.openxmlformats.org/drawingml/2006/main" noChangeAspect="1"/>
+            </wp:cNvGraphicFramePr>
+            <a:graphic xmlns:a="http://schemas.openxmlformats.org/drawingml/2006/main">
+              <a:graphicData uri="http://schemas.openxmlformats.org/drawingml/2006/picture">
+                <pic:pic xmlns:pic="http://schemas.openxmlformats.org/drawingml/2006/picture">
+                  <pic:nvPicPr>
+                    <pic:cNvPr id="0" name="Picture 6" descr="C:\Users\a131m\AppData\Local\Microsoft\Windows\INetCache\Content.Word\rubrica.png"/>
+                    <pic:cNvPicPr>
+                      <a:picLocks noChangeAspect="1" noChangeArrowheads="1"/>
+                    </pic:cNvPicPr>
+                  </pic:nvPicPr>
+                  <pic:blipFill>
+                    <a:blip r:embed="rId5" cstate="print">
+                      <a:extLst>
+                        <a:ext uri="{28A0092B-C50C-407E-A947-70E740481C1C}">
+                          <a14:useLocalDpi xmlns:a14="http://schemas.microsoft.com/office/drawing/2010/main" val="0"/>
+                        </a:ext>
+                      </a:extLst>
+                    </a:blip>
+                    <a:srcRect/>
+                    <a:stretch>
+                      <a:fillRect/>
+                    </a:stretch>
+                  </pic:blipFill>
+                  <pic:spPr bwMode="auto">
+                    <a:xfrm>
+                      <a:off x="0" y="0"/>
+                      <a:ext cx="1127760" cy="327660"/>
+                    </a:xfrm>
+                    <a:prstGeom prst="rect">
+                      <a:avLst/>
+                    </a:prstGeom>
+                    <a:noFill/>
+                    <a:ln>
+                      <a:noFill/>
+                    </a:ln>
+                  </pic:spPr>
+                </pic:pic>
+              </a:graphicData>
+            </a:graphic>
+          </wp:anchor>
+        </w:drawing>
+      </w:r>
+      <w:r>
+        <w:rPr>
           <w:rFonts w:asciiTheme="minorHAnsi" w:eastAsia="Tahoma" w:hAnsiTheme="minorHAnsi" w:cstheme="minorHAnsi"/>
           <w:b/>
           <w:color w:val="0D0D0D"/>
@@ -1644,6 +1673,16 @@
           <w:szCs w:val="20"/>
         </w:rPr>
         <w:t>EM CASO DE INADIMPLÊNCIA, O CONTRATANTE PERDERÁ TODO E QUALQUER DESCONTO DO QUAL SEJA EVENTUALMENTE BENEFICIÁRIO.</w:t>
+      </w:r>
+      <w:r>
+        <w:rPr>
+          <w:rFonts w:asciiTheme="minorHAnsi" w:hAnsiTheme="minorHAnsi" w:cstheme="minorHAnsi"/>
+          <w:noProof/>
+          <w:sz w:val="24"/>
+          <w:szCs w:val="24"/>
+          <w:lang w:eastAsia="pt-BR"/>
+        </w:rPr>
+        <w:t xml:space="preserve"> </w:t>
       </w:r>
     </w:p>
     <w:p>
@@ -1998,27 +2037,7 @@
           <w:sz w:val="20"/>
           <w:szCs w:val="20"/>
         </w:rPr>
-        <w:t xml:space="preserve">O CONTRATANTE, livre de quaisquer ônus para o contratado, </w:t>
-      </w:r>
-      <w:proofErr w:type="gramStart"/>
-      <w:r>
-        <w:rPr>
-          <w:rFonts w:asciiTheme="minorHAnsi" w:eastAsia="Tahoma" w:hAnsiTheme="minorHAnsi" w:cstheme="minorHAnsi"/>
-          <w:color w:val="0D0D0D"/>
-          <w:sz w:val="20"/>
-          <w:szCs w:val="20"/>
-        </w:rPr>
-        <w:t>autorizo</w:t>
-      </w:r>
-      <w:proofErr w:type="gramEnd"/>
-      <w:r>
-        <w:rPr>
-          <w:rFonts w:asciiTheme="minorHAnsi" w:eastAsia="Tahoma" w:hAnsiTheme="minorHAnsi" w:cstheme="minorHAnsi"/>
-          <w:color w:val="0D0D0D"/>
-          <w:sz w:val="20"/>
-          <w:szCs w:val="20"/>
-        </w:rPr>
-        <w:t xml:space="preserve"> o mesmo a se utilizar da imagem do(s) aluno(s) descrito(s) na ficha(s) cadastral(s), para fins de divulgação de suas atividades, podendo, para tanto, reproduzi-la e /ou divulgá-la na rede de computadores (internet), em jornais, na televisão e em quaisquer meios de comunicação, públicos ou privados, renunciando ao direito de indenização ou participação.</w:t>
+        <w:t>O CONTRATANTE, livre de quaisquer ônus para o contratado, autorizo o mesmo a se utilizar da imagem do(s) aluno(s) descrito(s) na ficha(s) cadastral(s), para fins de divulgação de suas atividades, podendo, para tanto, reproduzi-la e /ou divulgá-la na rede de computadores (internet), em jornais, na televisão e em quaisquer meios de comunicação, públicos ou privados, renunciando ao direito de indenização ou participação.</w:t>
       </w:r>
     </w:p>
     <w:p>
@@ -2077,27 +2096,7 @@
           <w:sz w:val="20"/>
           <w:szCs w:val="20"/>
         </w:rPr>
-        <w:t xml:space="preserve">O CONTRATANTE se responsabiliza pelos danos declarados, comprometendo-se a informar à contratada, por escrito e mediante recibo, qualquer alteração ou mudança de endereço capaz de prejudicar sua localização, e fica </w:t>
-      </w:r>
-      <w:proofErr w:type="gramStart"/>
-      <w:r>
-        <w:rPr>
-          <w:rFonts w:asciiTheme="minorHAnsi" w:eastAsia="Tahoma" w:hAnsiTheme="minorHAnsi" w:cstheme="minorHAnsi"/>
-          <w:color w:val="0D0D0D"/>
-          <w:sz w:val="20"/>
-          <w:szCs w:val="20"/>
-        </w:rPr>
-        <w:t>ciente,</w:t>
-      </w:r>
-      <w:proofErr w:type="gramEnd"/>
-      <w:r>
-        <w:rPr>
-          <w:rFonts w:asciiTheme="minorHAnsi" w:eastAsia="Tahoma" w:hAnsiTheme="minorHAnsi" w:cstheme="minorHAnsi"/>
-          <w:color w:val="0D0D0D"/>
-          <w:sz w:val="20"/>
-          <w:szCs w:val="20"/>
-        </w:rPr>
-        <w:t>desde já, de que a omissãoacarretará na pena de serem consideradas validas as correspondências enviadas aos endereços constante do presente instrumento, inclusive para efeitos de citação judicial e inclusão do seu nome no SPC sem prévio conhecimento.</w:t>
+        <w:t>O CONTRATANTE se responsabiliza pelos danos declarados, comprometendo-se a informar à contratada, por escrito e mediante recibo, qualquer alteração ou mudança de endereço capaz de prejudicar sua localização, e fica ciente,desde já, de que a omissãoacarretará na pena de serem consideradas validas as correspondências enviadas aos endereços constante do presente instrumento, inclusive para efeitos de citação judicial e inclusão do seu nome no SPC sem prévio conhecimento.</w:t>
       </w:r>
     </w:p>
     <w:p>
@@ -2126,27 +2125,7 @@
           <w:sz w:val="20"/>
           <w:szCs w:val="20"/>
         </w:rPr>
-        <w:t xml:space="preserve">O CONTRATADO não se responsabiliza pela guarda e consequente indenização, decorrente do extravio ou danos causados a quaisquer objetos levados ao estabelecimento educacional, inclusive o </w:t>
-      </w:r>
-      <w:proofErr w:type="gramStart"/>
-      <w:r>
-        <w:rPr>
-          <w:rFonts w:asciiTheme="minorHAnsi" w:eastAsia="Tahoma" w:hAnsiTheme="minorHAnsi" w:cstheme="minorHAnsi"/>
-          <w:color w:val="0D0D0D"/>
-          <w:sz w:val="20"/>
-          <w:szCs w:val="20"/>
-        </w:rPr>
-        <w:t>papel ,</w:t>
-      </w:r>
-      <w:proofErr w:type="gramEnd"/>
-      <w:r>
-        <w:rPr>
-          <w:rFonts w:asciiTheme="minorHAnsi" w:eastAsia="Tahoma" w:hAnsiTheme="minorHAnsi" w:cstheme="minorHAnsi"/>
-          <w:color w:val="0D0D0D"/>
-          <w:sz w:val="20"/>
-          <w:szCs w:val="20"/>
-        </w:rPr>
-        <w:t xml:space="preserve"> moeda, documentos, aparelhos eletrônicos ou celulares pertencentes ou sob a posse do CONTRATANTE, do discente ou de seus prepostos ou acompanhante.</w:t>
+        <w:t>O CONTRATADO não se responsabiliza pela guarda e consequente indenização, decorrente do extravio ou danos causados a quaisquer objetos levados ao estabelecimento educacional, inclusive o papel , moeda, documentos, aparelhos eletrônicos ou celulares pertencentes ou sob a posse do CONTRATANTE, do discente ou de seus prepostos ou acompanhante.</w:t>
       </w:r>
     </w:p>
     <w:p>
@@ -2176,27 +2155,7 @@
           <w:sz w:val="20"/>
           <w:szCs w:val="20"/>
         </w:rPr>
-        <w:t xml:space="preserve">Com a assinatura do presente instrumento fica o CONTRATANTE ciente que o contratado não presta quaisquer tipos de serviços em relação a estacionamento, a vigilância ou guarda de veículos automotores de qualquer natureza, não assumindo, portanto, para si, a responsabilidade de indenizações por danos, furtos, roubos, incêndios, atropelamentos, colisões, etc, que venha a ocorrer nos pátios internos, externos, ou circunvizinhos de seus prédios, </w:t>
-      </w:r>
-      <w:proofErr w:type="gramStart"/>
-      <w:r>
-        <w:rPr>
-          <w:rFonts w:asciiTheme="minorHAnsi" w:eastAsia="Tahoma" w:hAnsiTheme="minorHAnsi" w:cstheme="minorHAnsi"/>
-          <w:color w:val="0D0D0D"/>
-          <w:sz w:val="20"/>
-          <w:szCs w:val="20"/>
-        </w:rPr>
-        <w:t>cuja responsabilidades</w:t>
-      </w:r>
-      <w:proofErr w:type="gramEnd"/>
-      <w:r>
-        <w:rPr>
-          <w:rFonts w:asciiTheme="minorHAnsi" w:eastAsia="Tahoma" w:hAnsiTheme="minorHAnsi" w:cstheme="minorHAnsi"/>
-          <w:color w:val="0D0D0D"/>
-          <w:sz w:val="20"/>
-          <w:szCs w:val="20"/>
-        </w:rPr>
-        <w:t xml:space="preserve"> será exclusivamente  de seu condutor e/ou proprietário.</w:t>
+        <w:t>Com a assinatura do presente instrumento fica o CONTRATANTE ciente que o contratado não presta quaisquer tipos de serviços em relação a estacionamento, a vigilância ou guarda de veículos automotores de qualquer natureza, não assumindo, portanto, para si, a responsabilidade de indenizações por danos, furtos, roubos, incêndios, atropelamentos, colisões, etc, que venha a ocorrer nos pátios internos, externos, ou circunvizinhos de seus prédios, cuja responsabilidades será exclusivamente  de seu condutor e/ou proprietário.</w:t>
       </w:r>
     </w:p>
     <w:p>
@@ -2257,6 +2216,71 @@
       </w:pPr>
       <w:r>
         <w:rPr>
+          <w:rFonts w:asciiTheme="minorHAnsi" w:hAnsiTheme="minorHAnsi" w:cstheme="minorHAnsi"/>
+          <w:noProof/>
+          <w:sz w:val="24"/>
+          <w:szCs w:val="24"/>
+          <w:lang w:eastAsia="pt-BR"/>
+        </w:rPr>
+        <w:drawing>
+          <wp:anchor distT="0" distB="0" distL="114300" distR="114300" simplePos="0" relativeHeight="251647488" behindDoc="0" locked="0" layoutInCell="1" allowOverlap="1" wp14:anchorId="5F01847E" wp14:editId="5844CA96">
+            <wp:simplePos x="0" y="0"/>
+            <wp:positionH relativeFrom="column">
+              <wp:posOffset>4930140</wp:posOffset>
+            </wp:positionH>
+            <wp:positionV relativeFrom="paragraph">
+              <wp:posOffset>429260</wp:posOffset>
+            </wp:positionV>
+            <wp:extent cx="1127760" cy="327660"/>
+            <wp:effectExtent l="0" t="0" r="0" b="0"/>
+            <wp:wrapNone/>
+            <wp:docPr id="4" name="Picture 4" descr="C:\Users\a131m\AppData\Local\Microsoft\Windows\INetCache\Content.Word\rubrica.png"/>
+            <wp:cNvGraphicFramePr>
+              <a:graphicFrameLocks xmlns:a="http://schemas.openxmlformats.org/drawingml/2006/main" noChangeAspect="1"/>
+            </wp:cNvGraphicFramePr>
+            <a:graphic xmlns:a="http://schemas.openxmlformats.org/drawingml/2006/main">
+              <a:graphicData uri="http://schemas.openxmlformats.org/drawingml/2006/picture">
+                <pic:pic xmlns:pic="http://schemas.openxmlformats.org/drawingml/2006/picture">
+                  <pic:nvPicPr>
+                    <pic:cNvPr id="0" name="Picture 6" descr="C:\Users\a131m\AppData\Local\Microsoft\Windows\INetCache\Content.Word\rubrica.png"/>
+                    <pic:cNvPicPr>
+                      <a:picLocks noChangeAspect="1" noChangeArrowheads="1"/>
+                    </pic:cNvPicPr>
+                  </pic:nvPicPr>
+                  <pic:blipFill>
+                    <a:blip r:embed="rId5" cstate="print">
+                      <a:extLst>
+                        <a:ext uri="{28A0092B-C50C-407E-A947-70E740481C1C}">
+                          <a14:useLocalDpi xmlns:a14="http://schemas.microsoft.com/office/drawing/2010/main" val="0"/>
+                        </a:ext>
+                      </a:extLst>
+                    </a:blip>
+                    <a:srcRect/>
+                    <a:stretch>
+                      <a:fillRect/>
+                    </a:stretch>
+                  </pic:blipFill>
+                  <pic:spPr bwMode="auto">
+                    <a:xfrm>
+                      <a:off x="0" y="0"/>
+                      <a:ext cx="1127760" cy="327660"/>
+                    </a:xfrm>
+                    <a:prstGeom prst="rect">
+                      <a:avLst/>
+                    </a:prstGeom>
+                    <a:noFill/>
+                    <a:ln>
+                      <a:noFill/>
+                    </a:ln>
+                  </pic:spPr>
+                </pic:pic>
+              </a:graphicData>
+            </a:graphic>
+          </wp:anchor>
+        </w:drawing>
+      </w:r>
+      <w:r>
+        <w:rPr>
           <w:rFonts w:asciiTheme="minorHAnsi" w:eastAsia="Tahoma" w:hAnsiTheme="minorHAnsi" w:cstheme="minorHAnsi"/>
           <w:b/>
           <w:color w:val="0D0D0D"/>
@@ -2288,6 +2312,16 @@
           <w:szCs w:val="20"/>
         </w:rPr>
         <w:t xml:space="preserve"> o pagamento integral da mensalidade por parte da CONTRATANTE.</w:t>
+      </w:r>
+      <w:r>
+        <w:rPr>
+          <w:rFonts w:asciiTheme="minorHAnsi" w:hAnsiTheme="minorHAnsi" w:cstheme="minorHAnsi"/>
+          <w:noProof/>
+          <w:sz w:val="24"/>
+          <w:szCs w:val="24"/>
+          <w:lang w:eastAsia="pt-BR"/>
+        </w:rPr>
+        <w:t xml:space="preserve"> </w:t>
       </w:r>
     </w:p>
     <w:p>
@@ -2367,27 +2401,7 @@
           <w:sz w:val="20"/>
           <w:szCs w:val="20"/>
         </w:rPr>
-        <w:t>As partes atribuem ao presente contrato plena eficácia e força executiva extrajudicial, independente</w:t>
-      </w:r>
-      <w:proofErr w:type="gramStart"/>
-      <w:r>
-        <w:rPr>
-          <w:rFonts w:asciiTheme="minorHAnsi" w:eastAsia="Tahoma" w:hAnsiTheme="minorHAnsi" w:cstheme="minorHAnsi"/>
-          <w:color w:val="0D0D0D"/>
-          <w:sz w:val="20"/>
-          <w:szCs w:val="20"/>
-        </w:rPr>
-        <w:t xml:space="preserve">  </w:t>
-      </w:r>
-      <w:proofErr w:type="gramEnd"/>
-      <w:r>
-        <w:rPr>
-          <w:rFonts w:asciiTheme="minorHAnsi" w:eastAsia="Tahoma" w:hAnsiTheme="minorHAnsi" w:cstheme="minorHAnsi"/>
-          <w:color w:val="0D0D0D"/>
-          <w:sz w:val="20"/>
-          <w:szCs w:val="20"/>
-        </w:rPr>
-        <w:t>de prévia notificação.</w:t>
+        <w:t>As partes atribuem ao presente contrato plena eficácia e força executiva extrajudicial, independente  de prévia notificação.</w:t>
       </w:r>
     </w:p>
     <w:p>
@@ -2472,130 +2486,99 @@
           <w:sz w:val="20"/>
           <w:szCs w:val="20"/>
         </w:rPr>
+        <w:t xml:space="preserve"> tambem</w:t>
+      </w:r>
+      <w:r>
+        <w:rPr>
+          <w:rFonts w:asciiTheme="minorHAnsi" w:eastAsia="Tahoma" w:hAnsiTheme="minorHAnsi" w:cstheme="minorHAnsi"/>
+          <w:color w:val="0D0D0D"/>
+          <w:sz w:val="20"/>
+          <w:szCs w:val="20"/>
+        </w:rPr>
+        <w:t xml:space="preserve"> deverá ser paga uma multa de rescisão de contrato equivalente ao valor de 1 mês de serviço.</w:t>
+      </w:r>
+    </w:p>
+    <w:p>
+      <w:pPr>
+        <w:jc w:val="both"/>
+        <w:rPr>
+          <w:rFonts w:asciiTheme="minorHAnsi" w:eastAsia="Tahoma" w:hAnsiTheme="minorHAnsi" w:cstheme="minorHAnsi"/>
+          <w:b/>
+          <w:color w:val="0D0D0D"/>
+          <w:sz w:val="20"/>
+          <w:szCs w:val="20"/>
+        </w:rPr>
+      </w:pPr>
+      <w:r>
+        <w:rPr>
+          <w:rFonts w:asciiTheme="minorHAnsi" w:eastAsia="Tahoma" w:hAnsiTheme="minorHAnsi" w:cstheme="minorHAnsi"/>
+          <w:b/>
+          <w:color w:val="0D0D0D"/>
+          <w:sz w:val="20"/>
+          <w:szCs w:val="20"/>
+        </w:rPr>
+        <w:t>Cláusula 18</w:t>
+      </w:r>
+      <w:r>
+        <w:rPr>
+          <w:rFonts w:asciiTheme="minorHAnsi" w:eastAsia="Tahoma" w:hAnsiTheme="minorHAnsi" w:cstheme="minorHAnsi"/>
+          <w:b/>
+          <w:color w:val="0D0D0D"/>
+          <w:sz w:val="20"/>
+          <w:szCs w:val="20"/>
+        </w:rPr>
+        <w:t xml:space="preserve">ª- EM CASO DE DESISTÊNCIA DA VAGA </w:t>
+      </w:r>
+      <w:r>
+        <w:rPr>
+          <w:rFonts w:asciiTheme="minorHAnsi" w:eastAsia="Tahoma" w:hAnsiTheme="minorHAnsi" w:cstheme="minorHAnsi"/>
+          <w:b/>
+          <w:color w:val="0D0D0D"/>
+          <w:sz w:val="20"/>
+          <w:szCs w:val="20"/>
+        </w:rPr>
+        <w:t xml:space="preserve">DO ALUNO </w:t>
+      </w:r>
+      <w:r>
+        <w:rPr>
+          <w:rFonts w:asciiTheme="minorHAnsi" w:eastAsia="Tahoma" w:hAnsiTheme="minorHAnsi" w:cstheme="minorHAnsi"/>
+          <w:b/>
+          <w:color w:val="0D0D0D"/>
+          <w:sz w:val="20"/>
+          <w:szCs w:val="20"/>
+        </w:rPr>
+        <w:t xml:space="preserve">O CONTRATANTE DEVERÁ AVISAR O CONTRATADO COM 30 </w:t>
+      </w:r>
+      <w:r>
+        <w:rPr>
+          <w:rFonts w:asciiTheme="minorHAnsi" w:eastAsia="Tahoma" w:hAnsiTheme="minorHAnsi" w:cstheme="minorHAnsi"/>
+          <w:b/>
+          <w:color w:val="0D0D0D"/>
+          <w:sz w:val="20"/>
+          <w:szCs w:val="20"/>
+        </w:rPr>
+        <w:t xml:space="preserve">(TRINTA) DIAS DE ANTECEDÊNCIA </w:t>
+      </w:r>
+      <w:r>
+        <w:rPr>
+          <w:rFonts w:asciiTheme="minorHAnsi" w:eastAsia="Tahoma" w:hAnsiTheme="minorHAnsi" w:cstheme="minorHAnsi"/>
+          <w:b/>
+          <w:color w:val="0D0D0D"/>
+          <w:sz w:val="20"/>
+          <w:szCs w:val="20"/>
+        </w:rPr>
+        <w:t>POR ESCRITO, NESTE CASO FICA ESTIPULADO QUE O SERVIÇO PODERA SER REALIZADO DURANTE O MÊS DE AVISO E FICA RESPONSAVEL PELA RESCISÃO OBRIGADO A PAGAR MULTA EQUIVALENTE AO VALOR DE 1º MÊS</w:t>
+      </w:r>
+      <w:r>
+        <w:rPr>
+          <w:rFonts w:asciiTheme="minorHAnsi" w:eastAsia="Tahoma" w:hAnsiTheme="minorHAnsi" w:cstheme="minorHAnsi"/>
+          <w:b/>
+          <w:color w:val="0D0D0D"/>
+          <w:sz w:val="20"/>
+          <w:szCs w:val="20"/>
+        </w:rPr>
         <w:t xml:space="preserve"> </w:t>
       </w:r>
-      <w:proofErr w:type="spellStart"/>
-      <w:r>
-        <w:rPr>
-          <w:rFonts w:asciiTheme="minorHAnsi" w:eastAsia="Tahoma" w:hAnsiTheme="minorHAnsi" w:cstheme="minorHAnsi"/>
-          <w:color w:val="0D0D0D"/>
-          <w:sz w:val="20"/>
-          <w:szCs w:val="20"/>
-        </w:rPr>
-        <w:t>tambem</w:t>
-      </w:r>
-      <w:proofErr w:type="spellEnd"/>
-      <w:r>
-        <w:rPr>
-          <w:rFonts w:asciiTheme="minorHAnsi" w:eastAsia="Tahoma" w:hAnsiTheme="minorHAnsi" w:cstheme="minorHAnsi"/>
-          <w:color w:val="0D0D0D"/>
-          <w:sz w:val="20"/>
-          <w:szCs w:val="20"/>
-        </w:rPr>
-        <w:t xml:space="preserve"> deverá ser paga uma multa de rescisão de contrato equivalente ao valor de </w:t>
-      </w:r>
-      <w:proofErr w:type="gramStart"/>
-      <w:r>
-        <w:rPr>
-          <w:rFonts w:asciiTheme="minorHAnsi" w:eastAsia="Tahoma" w:hAnsiTheme="minorHAnsi" w:cstheme="minorHAnsi"/>
-          <w:color w:val="0D0D0D"/>
-          <w:sz w:val="20"/>
-          <w:szCs w:val="20"/>
-        </w:rPr>
-        <w:t>1</w:t>
-      </w:r>
-      <w:proofErr w:type="gramEnd"/>
-      <w:r>
-        <w:rPr>
-          <w:rFonts w:asciiTheme="minorHAnsi" w:eastAsia="Tahoma" w:hAnsiTheme="minorHAnsi" w:cstheme="minorHAnsi"/>
-          <w:color w:val="0D0D0D"/>
-          <w:sz w:val="20"/>
-          <w:szCs w:val="20"/>
-        </w:rPr>
-        <w:t xml:space="preserve"> mês de serviço.</w:t>
-      </w:r>
-    </w:p>
-    <w:p>
-      <w:pPr>
-        <w:jc w:val="both"/>
-        <w:rPr>
-          <w:rFonts w:asciiTheme="minorHAnsi" w:eastAsia="Tahoma" w:hAnsiTheme="minorHAnsi" w:cstheme="minorHAnsi"/>
-          <w:b/>
-          <w:color w:val="0D0D0D"/>
-          <w:sz w:val="20"/>
-          <w:szCs w:val="20"/>
-        </w:rPr>
-      </w:pPr>
-      <w:r>
-        <w:rPr>
-          <w:rFonts w:asciiTheme="minorHAnsi" w:eastAsia="Tahoma" w:hAnsiTheme="minorHAnsi" w:cstheme="minorHAnsi"/>
-          <w:b/>
-          <w:color w:val="0D0D0D"/>
-          <w:sz w:val="20"/>
-          <w:szCs w:val="20"/>
-        </w:rPr>
-        <w:t>Cláusula 18</w:t>
-      </w:r>
-      <w:r>
-        <w:rPr>
-          <w:rFonts w:asciiTheme="minorHAnsi" w:eastAsia="Tahoma" w:hAnsiTheme="minorHAnsi" w:cstheme="minorHAnsi"/>
-          <w:b/>
-          <w:color w:val="0D0D0D"/>
-          <w:sz w:val="20"/>
-          <w:szCs w:val="20"/>
-        </w:rPr>
-        <w:t xml:space="preserve">ª- EM CASO DE DESISTÊNCIA DA VAGA </w:t>
-      </w:r>
-      <w:r>
-        <w:rPr>
-          <w:rFonts w:asciiTheme="minorHAnsi" w:eastAsia="Tahoma" w:hAnsiTheme="minorHAnsi" w:cstheme="minorHAnsi"/>
-          <w:b/>
-          <w:color w:val="0D0D0D"/>
-          <w:sz w:val="20"/>
-          <w:szCs w:val="20"/>
-        </w:rPr>
-        <w:t xml:space="preserve">DO ALUNO </w:t>
-      </w:r>
-      <w:r>
-        <w:rPr>
-          <w:rFonts w:asciiTheme="minorHAnsi" w:eastAsia="Tahoma" w:hAnsiTheme="minorHAnsi" w:cstheme="minorHAnsi"/>
-          <w:b/>
-          <w:color w:val="0D0D0D"/>
-          <w:sz w:val="20"/>
-          <w:szCs w:val="20"/>
-        </w:rPr>
-        <w:t xml:space="preserve">O CONTRATANTE DEVERÁ AVISAR O CONTRATADO COM 30 </w:t>
-      </w:r>
-      <w:r>
-        <w:rPr>
-          <w:rFonts w:asciiTheme="minorHAnsi" w:eastAsia="Tahoma" w:hAnsiTheme="minorHAnsi" w:cstheme="minorHAnsi"/>
-          <w:b/>
-          <w:color w:val="0D0D0D"/>
-          <w:sz w:val="20"/>
-          <w:szCs w:val="20"/>
-        </w:rPr>
-        <w:t xml:space="preserve">(TRINTA) DIAS DE ANTECEDÊNCIA </w:t>
-      </w:r>
-      <w:r>
-        <w:rPr>
-          <w:rFonts w:asciiTheme="minorHAnsi" w:eastAsia="Tahoma" w:hAnsiTheme="minorHAnsi" w:cstheme="minorHAnsi"/>
-          <w:b/>
-          <w:color w:val="0D0D0D"/>
-          <w:sz w:val="20"/>
-          <w:szCs w:val="20"/>
-        </w:rPr>
-        <w:t>POR ESCRITO, NESTE CASO FICA ESTIPULADO QUE O SERVIÇO PODERA SER REALIZADO DURANTE O MÊS DE AVISO E FICA RESPONSAVEL PELA RESCISÃO OBRIGADO A PAGAR MULTA EQUIVALENTE AO VALOR DE 1º MÊS</w:t>
-      </w:r>
-      <w:r>
-        <w:rPr>
-          <w:rFonts w:asciiTheme="minorHAnsi" w:eastAsia="Tahoma" w:hAnsiTheme="minorHAnsi" w:cstheme="minorHAnsi"/>
-          <w:b/>
-          <w:color w:val="0D0D0D"/>
-          <w:sz w:val="20"/>
-          <w:szCs w:val="20"/>
-        </w:rPr>
-        <w:t xml:space="preserve"> </w:t>
-      </w:r>
       <w:r>
         <w:rPr>
           <w:rFonts w:asciiTheme="minorHAnsi" w:eastAsia="Tahoma" w:hAnsiTheme="minorHAnsi" w:cstheme="minorHAnsi"/>
@@ -2674,90 +2657,62 @@
           <w:sz w:val="20"/>
           <w:szCs w:val="20"/>
         </w:rPr>
-        <w:t xml:space="preserve">E, por estarem justos e acordados, assinam o presente instrumento emas vias </w:t>
-      </w:r>
-      <w:proofErr w:type="spellStart"/>
-      <w:r>
-        <w:rPr>
-          <w:rFonts w:asciiTheme="minorHAnsi" w:eastAsia="Tahoma" w:hAnsiTheme="minorHAnsi" w:cstheme="minorHAnsi"/>
-          <w:color w:val="0D0D0D"/>
-          <w:sz w:val="20"/>
-          <w:szCs w:val="20"/>
-        </w:rPr>
-        <w:t>deigual</w:t>
-      </w:r>
-      <w:proofErr w:type="spellEnd"/>
-      <w:r>
-        <w:rPr>
-          <w:rFonts w:asciiTheme="minorHAnsi" w:eastAsia="Tahoma" w:hAnsiTheme="minorHAnsi" w:cstheme="minorHAnsi"/>
-          <w:color w:val="0D0D0D"/>
-          <w:sz w:val="20"/>
-          <w:szCs w:val="20"/>
-        </w:rPr>
-        <w:t xml:space="preserve"> teor e forma, sem emendas ou rasuras, para que se produzam todos os efeitos legais, declarando o CONTRATANTE expressamente que teve conhecimento prévio do conteúdo do presente contrato, manifestando, neste ato, seu consentimento as suas cláusulas e condições, as quais aceitas livres e espontaneamente.</w:t>
-      </w:r>
-    </w:p>
-    <w:p>
-      <w:pPr>
-        <w:jc w:val="both"/>
-        <w:rPr>
-          <w:rFonts w:asciiTheme="minorHAnsi" w:eastAsia="Tahoma" w:hAnsiTheme="minorHAnsi" w:cstheme="minorHAnsi"/>
-          <w:b/>
-          <w:color w:val="0D0D0D"/>
-          <w:sz w:val="20"/>
-          <w:szCs w:val="20"/>
-        </w:rPr>
-      </w:pPr>
-      <w:r>
-        <w:rPr>
-          <w:rFonts w:asciiTheme="minorHAnsi" w:eastAsia="Tahoma" w:hAnsiTheme="minorHAnsi" w:cstheme="minorHAnsi"/>
-          <w:b/>
+        <w:t>E, por estarem justos e acordados, assinam o presente instrumento emas vias deigual teor e forma, sem emendas ou rasuras, para que se produzam todos os efeitos legais, declarando o CONTRATANTE expressamente que teve conhecimento prévio do conteúdo do presente contrato, manifestando, neste ato, seu consentimento as suas cláusulas e condições, as quais aceitas livres e espontaneamente.</w:t>
+      </w:r>
+    </w:p>
+    <w:p>
+      <w:pPr>
+        <w:jc w:val="both"/>
+        <w:rPr>
+          <w:rFonts w:asciiTheme="minorHAnsi" w:eastAsia="Tahoma" w:hAnsiTheme="minorHAnsi" w:cstheme="minorHAnsi"/>
+          <w:color w:val="0D0D0D"/>
+          <w:sz w:val="20"/>
+          <w:szCs w:val="20"/>
+        </w:rPr>
+      </w:pPr>
+      <w:r>
+        <w:rPr>
+          <w:rFonts w:asciiTheme="minorHAnsi" w:eastAsia="Tahoma" w:hAnsiTheme="minorHAnsi" w:cstheme="minorHAnsi"/>
           <w:color w:val="0D0D0D"/>
           <w:sz w:val="20"/>
           <w:szCs w:val="20"/>
         </w:rPr>
         <w:t xml:space="preserve">Palhoça, </w:t>
       </w:r>
-      <w:proofErr w:type="spellStart"/>
-      <w:r>
-        <w:rPr>
-          <w:rFonts w:asciiTheme="minorHAnsi" w:eastAsia="Tahoma" w:hAnsiTheme="minorHAnsi" w:cstheme="minorHAnsi"/>
-          <w:b/>
+      <w:r>
+        <w:rPr>
+          <w:rFonts w:asciiTheme="minorHAnsi" w:eastAsia="Tahoma" w:hAnsiTheme="minorHAnsi" w:cstheme="minorHAnsi"/>
           <w:color w:val="0D0D0D"/>
           <w:sz w:val="20"/>
           <w:szCs w:val="20"/>
         </w:rPr>
         <w:t>adonaidata</w:t>
       </w:r>
-      <w:proofErr w:type="spellEnd"/>
-    </w:p>
-    <w:p>
-      <w:pPr>
-        <w:jc w:val="both"/>
-        <w:rPr>
-          <w:rFonts w:asciiTheme="minorHAnsi" w:eastAsia="Tahoma" w:hAnsiTheme="minorHAnsi" w:cstheme="minorHAnsi"/>
-          <w:b/>
-          <w:color w:val="0D0D0D"/>
-          <w:sz w:val="20"/>
-          <w:szCs w:val="20"/>
-        </w:rPr>
-      </w:pPr>
-    </w:p>
-    <w:p>
-      <w:pPr>
-        <w:jc w:val="both"/>
-        <w:rPr>
-          <w:rFonts w:asciiTheme="minorHAnsi" w:eastAsia="Tahoma" w:hAnsiTheme="minorHAnsi" w:cstheme="minorHAnsi"/>
-          <w:b/>
-          <w:color w:val="0D0D0D"/>
-          <w:sz w:val="20"/>
-          <w:szCs w:val="20"/>
-        </w:rPr>
-      </w:pPr>
-      <w:r>
-        <w:rPr>
-          <w:rFonts w:asciiTheme="minorHAnsi" w:eastAsia="Tahoma" w:hAnsiTheme="minorHAnsi" w:cstheme="minorHAnsi"/>
-          <w:b/>
+    </w:p>
+    <w:p>
+      <w:pPr>
+        <w:jc w:val="both"/>
+        <w:rPr>
+          <w:rFonts w:asciiTheme="minorHAnsi" w:eastAsia="Tahoma" w:hAnsiTheme="minorHAnsi" w:cstheme="minorHAnsi"/>
+          <w:color w:val="0D0D0D"/>
+          <w:sz w:val="20"/>
+          <w:szCs w:val="20"/>
+        </w:rPr>
+      </w:pPr>
+    </w:p>
+    <w:p>
+      <w:pPr>
+        <w:jc w:val="both"/>
+        <w:rPr>
+          <w:rFonts w:asciiTheme="minorHAnsi" w:eastAsia="Tahoma" w:hAnsiTheme="minorHAnsi" w:cstheme="minorHAnsi"/>
+          <w:color w:val="0D0D0D"/>
+          <w:sz w:val="20"/>
+          <w:szCs w:val="20"/>
+        </w:rPr>
+      </w:pPr>
+      <w:r>
+        <w:rPr>
+          <w:rFonts w:asciiTheme="minorHAnsi" w:eastAsia="Tahoma" w:hAnsiTheme="minorHAnsi" w:cstheme="minorHAnsi"/>
           <w:color w:val="0D0D0D"/>
           <w:sz w:val="20"/>
           <w:szCs w:val="20"/>
@@ -2767,75 +2722,116 @@
     </w:p>
     <w:p>
       <w:pPr>
-        <w:jc w:val="both"/>
-        <w:rPr>
-          <w:rFonts w:asciiTheme="minorHAnsi" w:eastAsia="Tahoma" w:hAnsiTheme="minorHAnsi" w:cstheme="minorHAnsi"/>
-          <w:b/>
-          <w:color w:val="0D0D0D"/>
-          <w:sz w:val="20"/>
-          <w:szCs w:val="20"/>
-        </w:rPr>
-      </w:pPr>
-      <w:r>
-        <w:rPr>
-          <w:rFonts w:asciiTheme="minorHAnsi" w:eastAsia="Tahoma" w:hAnsiTheme="minorHAnsi" w:cstheme="minorHAnsi"/>
-          <w:b/>
-          <w:color w:val="0D0D0D"/>
-          <w:sz w:val="20"/>
-          <w:szCs w:val="20"/>
-        </w:rPr>
+        <w:pStyle w:val="NoSpacing"/>
+      </w:pPr>
+      <w:r>
         <w:t>Contratante Financeiro/Responsável</w:t>
       </w:r>
     </w:p>
     <w:p>
       <w:pPr>
-        <w:jc w:val="both"/>
-        <w:rPr>
-          <w:rFonts w:asciiTheme="minorHAnsi" w:eastAsia="Tahoma" w:hAnsiTheme="minorHAnsi" w:cstheme="minorHAnsi"/>
-          <w:b/>
-          <w:color w:val="0D0D0D"/>
-          <w:sz w:val="20"/>
-          <w:szCs w:val="20"/>
-        </w:rPr>
-      </w:pPr>
-      <w:r>
-        <w:rPr>
-          <w:rFonts w:asciiTheme="minorHAnsi" w:eastAsia="Tahoma" w:hAnsiTheme="minorHAnsi" w:cstheme="minorHAnsi"/>
-          <w:b/>
-          <w:color w:val="0D0D0D"/>
-          <w:sz w:val="20"/>
-          <w:szCs w:val="20"/>
-        </w:rPr>
+        <w:pStyle w:val="NoSpacing"/>
+      </w:pPr>
+      <w:r>
         <w:t xml:space="preserve">CPF:      </w:t>
       </w:r>
     </w:p>
     <w:p>
       <w:pPr>
-        <w:jc w:val="both"/>
-        <w:rPr>
-          <w:rFonts w:asciiTheme="minorHAnsi" w:eastAsia="Tahoma" w:hAnsiTheme="minorHAnsi" w:cstheme="minorHAnsi"/>
-          <w:b/>
-          <w:color w:val="0D0D0D"/>
-          <w:sz w:val="20"/>
-          <w:szCs w:val="20"/>
-        </w:rPr>
-      </w:pPr>
-    </w:p>
-    <w:p>
-      <w:pPr>
-        <w:jc w:val="both"/>
-        <w:rPr>
-          <w:rFonts w:asciiTheme="minorHAnsi" w:eastAsia="Tahoma" w:hAnsiTheme="minorHAnsi" w:cstheme="minorHAnsi"/>
-          <w:b/>
-          <w:color w:val="0D0D0D"/>
-          <w:sz w:val="20"/>
-          <w:szCs w:val="20"/>
-        </w:rPr>
-      </w:pPr>
-      <w:r>
-        <w:rPr>
-          <w:rFonts w:asciiTheme="minorHAnsi" w:eastAsia="Tahoma" w:hAnsiTheme="minorHAnsi" w:cstheme="minorHAnsi"/>
-          <w:b/>
+        <w:pStyle w:val="NoSpacing"/>
+      </w:pPr>
+    </w:p>
+    <w:p>
+      <w:pPr>
+        <w:jc w:val="both"/>
+        <w:rPr>
+          <w:rFonts w:asciiTheme="minorHAnsi" w:eastAsia="Tahoma" w:hAnsiTheme="minorHAnsi" w:cstheme="minorHAnsi"/>
+          <w:color w:val="0D0D0D"/>
+          <w:sz w:val="20"/>
+          <w:szCs w:val="20"/>
+        </w:rPr>
+      </w:pPr>
+      <w:r>
+        <w:rPr>
+          <w:noProof/>
+          <w:lang w:eastAsia="pt-BR"/>
+        </w:rPr>
+        <w:drawing>
+          <wp:anchor distT="0" distB="0" distL="114300" distR="114300" simplePos="0" relativeHeight="251673088" behindDoc="0" locked="0" layoutInCell="1" allowOverlap="1" wp14:anchorId="7703A315" wp14:editId="6194661F">
+            <wp:simplePos x="0" y="0"/>
+            <wp:positionH relativeFrom="column">
+              <wp:posOffset>1905</wp:posOffset>
+            </wp:positionH>
+            <wp:positionV relativeFrom="paragraph">
+              <wp:posOffset>12065</wp:posOffset>
+            </wp:positionV>
+            <wp:extent cx="2306320" cy="541020"/>
+            <wp:effectExtent l="0" t="0" r="0" b="0"/>
+            <wp:wrapNone/>
+            <wp:docPr id="8" name="Imagem 3"/>
+            <wp:cNvGraphicFramePr>
+              <a:graphicFrameLocks xmlns:a="http://schemas.openxmlformats.org/drawingml/2006/main" noChangeAspect="1"/>
+            </wp:cNvGraphicFramePr>
+            <a:graphic xmlns:a="http://schemas.openxmlformats.org/drawingml/2006/main">
+              <a:graphicData uri="http://schemas.openxmlformats.org/drawingml/2006/picture">
+                <pic:pic xmlns:pic="http://schemas.openxmlformats.org/drawingml/2006/picture">
+                  <pic:nvPicPr>
+                    <pic:cNvPr id="0" name="Picture 3" descr="Abimael (1)"/>
+                    <pic:cNvPicPr>
+                      <a:picLocks noChangeAspect="1" noChangeArrowheads="1"/>
+                    </pic:cNvPicPr>
+                  </pic:nvPicPr>
+                  <pic:blipFill>
+                    <a:blip r:embed="rId6" cstate="print">
+                      <a:extLst>
+                        <a:ext uri="{28A0092B-C50C-407E-A947-70E740481C1C}">
+                          <a14:useLocalDpi xmlns:a14="http://schemas.microsoft.com/office/drawing/2010/main" val="0"/>
+                        </a:ext>
+                      </a:extLst>
+                    </a:blip>
+                    <a:stretch>
+                      <a:fillRect/>
+                    </a:stretch>
+                  </pic:blipFill>
+                  <pic:spPr bwMode="auto">
+                    <a:xfrm>
+                      <a:off x="0" y="0"/>
+                      <a:ext cx="2306320" cy="541020"/>
+                    </a:xfrm>
+                    <a:prstGeom prst="rect">
+                      <a:avLst/>
+                    </a:prstGeom>
+                    <a:noFill/>
+                    <a:ln w="9525">
+                      <a:noFill/>
+                      <a:miter lim="800000"/>
+                      <a:headEnd/>
+                      <a:tailEnd/>
+                    </a:ln>
+                  </pic:spPr>
+                </pic:pic>
+              </a:graphicData>
+            </a:graphic>
+            <wp14:sizeRelH relativeFrom="margin">
+              <wp14:pctWidth>0</wp14:pctWidth>
+            </wp14:sizeRelH>
+          </wp:anchor>
+        </w:drawing>
+      </w:r>
+    </w:p>
+    <w:p>
+      <w:pPr>
+        <w:jc w:val="both"/>
+        <w:rPr>
+          <w:rFonts w:asciiTheme="minorHAnsi" w:eastAsia="Tahoma" w:hAnsiTheme="minorHAnsi" w:cstheme="minorHAnsi"/>
+          <w:color w:val="0D0D0D"/>
+          <w:sz w:val="20"/>
+          <w:szCs w:val="20"/>
+        </w:rPr>
+      </w:pPr>
+      <w:r>
+        <w:rPr>
+          <w:rFonts w:asciiTheme="minorHAnsi" w:eastAsia="Tahoma" w:hAnsiTheme="minorHAnsi" w:cstheme="minorHAnsi"/>
           <w:color w:val="0D0D0D"/>
           <w:sz w:val="20"/>
           <w:szCs w:val="20"/>
@@ -2845,269 +2841,291 @@
     </w:p>
     <w:p>
       <w:pPr>
-        <w:jc w:val="both"/>
-        <w:rPr>
-          <w:rFonts w:asciiTheme="minorHAnsi" w:eastAsia="Tahoma" w:hAnsiTheme="minorHAnsi" w:cstheme="minorHAnsi"/>
-          <w:b/>
-          <w:color w:val="0D0D0D"/>
-          <w:sz w:val="20"/>
-          <w:szCs w:val="20"/>
-        </w:rPr>
-      </w:pPr>
-      <w:r>
-        <w:rPr>
-          <w:rFonts w:asciiTheme="minorHAnsi" w:eastAsia="Tahoma" w:hAnsiTheme="minorHAnsi" w:cstheme="minorHAnsi"/>
-          <w:b/>
-          <w:color w:val="0D0D0D"/>
-          <w:sz w:val="20"/>
-          <w:szCs w:val="20"/>
-        </w:rPr>
+        <w:pStyle w:val="NoSpacing"/>
+      </w:pPr>
+      <w:r>
         <w:t>C.E. ADONAI</w:t>
       </w:r>
     </w:p>
     <w:p>
       <w:pPr>
-        <w:jc w:val="both"/>
-        <w:rPr>
-          <w:rFonts w:asciiTheme="minorHAnsi" w:hAnsiTheme="minorHAnsi" w:cstheme="minorHAnsi"/>
-          <w:sz w:val="20"/>
-          <w:szCs w:val="20"/>
-        </w:rPr>
-      </w:pPr>
-      <w:r>
-        <w:rPr>
-          <w:rFonts w:asciiTheme="minorHAnsi" w:eastAsia="Tahoma" w:hAnsiTheme="minorHAnsi" w:cstheme="minorHAnsi"/>
-          <w:b/>
-          <w:color w:val="0D0D0D"/>
-          <w:sz w:val="20"/>
-          <w:szCs w:val="20"/>
-        </w:rPr>
+        <w:pStyle w:val="NoSpacing"/>
+      </w:pPr>
+      <w:r>
         <w:t>CNPJ: 14.395.954/0001-55</w:t>
       </w:r>
     </w:p>
     <w:p>
       <w:pPr>
         <w:jc w:val="both"/>
-        <w:rPr>
-          <w:rFonts w:asciiTheme="minorHAnsi" w:eastAsia="Tahoma" w:hAnsiTheme="minorHAnsi" w:cstheme="minorHAnsi"/>
-          <w:b/>
-          <w:color w:val="0D0D0D"/>
-          <w:sz w:val="20"/>
-          <w:szCs w:val="20"/>
-        </w:rPr>
-      </w:pPr>
-    </w:p>
-    <w:p>
-      <w:pPr>
-        <w:jc w:val="both"/>
-        <w:rPr>
-          <w:rFonts w:asciiTheme="minorHAnsi" w:eastAsia="Tahoma" w:hAnsiTheme="minorHAnsi" w:cstheme="minorHAnsi"/>
-          <w:b/>
-          <w:color w:val="0D0D0D"/>
-          <w:sz w:val="20"/>
-          <w:szCs w:val="20"/>
-        </w:rPr>
-      </w:pPr>
-      <w:r>
-        <w:rPr>
-          <w:rFonts w:asciiTheme="minorHAnsi" w:eastAsia="Tahoma" w:hAnsiTheme="minorHAnsi" w:cstheme="minorHAnsi"/>
-          <w:b/>
-          <w:color w:val="0D0D0D"/>
-          <w:sz w:val="20"/>
-          <w:szCs w:val="20"/>
-        </w:rPr>
-        <w:t xml:space="preserve">______________________________               </w:t>
-      </w:r>
-    </w:p>
-    <w:p>
-      <w:pPr>
-        <w:jc w:val="both"/>
-        <w:rPr>
-          <w:rFonts w:asciiTheme="minorHAnsi" w:eastAsia="Tahoma" w:hAnsiTheme="minorHAnsi" w:cstheme="minorHAnsi"/>
-          <w:b/>
-          <w:color w:val="0D0D0D"/>
-          <w:sz w:val="20"/>
-          <w:szCs w:val="20"/>
-        </w:rPr>
-      </w:pPr>
-      <w:r>
-        <w:rPr>
-          <w:rFonts w:asciiTheme="minorHAnsi" w:eastAsia="Tahoma" w:hAnsiTheme="minorHAnsi" w:cstheme="minorHAnsi"/>
-          <w:b/>
-          <w:color w:val="0D0D0D"/>
-          <w:sz w:val="20"/>
-          <w:szCs w:val="20"/>
-        </w:rPr>
-        <w:t>TESTEMUNHA1:</w:t>
-      </w:r>
-      <w:proofErr w:type="spellStart"/>
-      <w:r>
-        <w:rPr>
-          <w:rFonts w:asciiTheme="minorHAnsi" w:eastAsia="Tahoma" w:hAnsiTheme="minorHAnsi" w:cstheme="minorHAnsi"/>
-          <w:b/>
-          <w:color w:val="0D0D0D"/>
-          <w:sz w:val="20"/>
-          <w:szCs w:val="20"/>
-        </w:rPr>
-        <w:t>adonainometestemunha</w:t>
-      </w:r>
-      <w:proofErr w:type="spellEnd"/>
-    </w:p>
-    <w:p>
-      <w:pPr>
-        <w:jc w:val="both"/>
-        <w:rPr>
-          <w:rFonts w:asciiTheme="minorHAnsi" w:eastAsia="Tahoma" w:hAnsiTheme="minorHAnsi" w:cstheme="minorHAnsi"/>
-          <w:b/>
-          <w:color w:val="0D0D0D"/>
-          <w:sz w:val="20"/>
-          <w:szCs w:val="20"/>
-        </w:rPr>
-      </w:pPr>
-      <w:proofErr w:type="gramStart"/>
-      <w:r>
-        <w:rPr>
-          <w:rFonts w:asciiTheme="minorHAnsi" w:eastAsia="Tahoma" w:hAnsiTheme="minorHAnsi" w:cstheme="minorHAnsi"/>
-          <w:b/>
-          <w:color w:val="0D0D0D"/>
-          <w:sz w:val="20"/>
-          <w:szCs w:val="20"/>
-        </w:rPr>
-        <w:t>CPF:</w:t>
-      </w:r>
-      <w:proofErr w:type="spellStart"/>
-      <w:proofErr w:type="gramEnd"/>
-      <w:r>
-        <w:rPr>
-          <w:rFonts w:asciiTheme="minorHAnsi" w:eastAsia="Tahoma" w:hAnsiTheme="minorHAnsi" w:cstheme="minorHAnsi"/>
-          <w:b/>
-          <w:color w:val="0D0D0D"/>
-          <w:sz w:val="20"/>
-          <w:szCs w:val="20"/>
-        </w:rPr>
-        <w:t>adonaicpftestemunha</w:t>
-      </w:r>
-      <w:proofErr w:type="spellEnd"/>
-    </w:p>
-    <w:p>
-      <w:pPr>
-        <w:jc w:val="both"/>
-        <w:rPr>
-          <w:rFonts w:asciiTheme="minorHAnsi" w:eastAsia="Tahoma" w:hAnsiTheme="minorHAnsi" w:cstheme="minorHAnsi"/>
-          <w:b/>
-          <w:color w:val="0D0D0D"/>
-          <w:sz w:val="20"/>
-          <w:szCs w:val="20"/>
-        </w:rPr>
-      </w:pPr>
-    </w:p>
-    <w:p>
-      <w:pPr>
-        <w:rPr>
-          <w:rFonts w:asciiTheme="minorHAnsi" w:eastAsia="Tahoma" w:hAnsiTheme="minorHAnsi" w:cstheme="minorHAnsi"/>
-          <w:b/>
-          <w:color w:val="0D0D0D"/>
-          <w:sz w:val="20"/>
-          <w:szCs w:val="20"/>
-        </w:rPr>
-      </w:pPr>
-      <w:r>
-        <w:rPr>
-          <w:rFonts w:asciiTheme="minorHAnsi" w:eastAsia="Tahoma" w:hAnsiTheme="minorHAnsi" w:cstheme="minorHAnsi"/>
-          <w:b/>
-          <w:color w:val="0D0D0D"/>
-          <w:sz w:val="20"/>
-          <w:szCs w:val="20"/>
-        </w:rPr>
-        <w:t>______________________________</w:t>
-      </w:r>
-    </w:p>
-    <w:p>
-      <w:pPr>
-        <w:rPr>
-          <w:rFonts w:asciiTheme="minorHAnsi" w:eastAsia="Tahoma" w:hAnsiTheme="minorHAnsi" w:cstheme="minorHAnsi"/>
-          <w:b/>
-          <w:color w:val="0D0D0D"/>
-          <w:sz w:val="20"/>
-          <w:szCs w:val="20"/>
-        </w:rPr>
-      </w:pPr>
-      <w:r>
-        <w:rPr>
-          <w:rFonts w:asciiTheme="minorHAnsi" w:eastAsia="Tahoma" w:hAnsiTheme="minorHAnsi" w:cstheme="minorHAnsi"/>
-          <w:b/>
-          <w:color w:val="0D0D0D"/>
-          <w:sz w:val="20"/>
-          <w:szCs w:val="20"/>
-        </w:rPr>
-        <w:t xml:space="preserve">TESTEMUNHA </w:t>
-      </w:r>
-      <w:proofErr w:type="gramStart"/>
-      <w:r>
-        <w:rPr>
-          <w:rFonts w:asciiTheme="minorHAnsi" w:eastAsia="Tahoma" w:hAnsiTheme="minorHAnsi" w:cstheme="minorHAnsi"/>
-          <w:b/>
-          <w:color w:val="0D0D0D"/>
-          <w:sz w:val="20"/>
-          <w:szCs w:val="20"/>
-        </w:rPr>
-        <w:t>2</w:t>
-      </w:r>
-      <w:proofErr w:type="gramEnd"/>
-      <w:r>
-        <w:rPr>
-          <w:rFonts w:asciiTheme="minorHAnsi" w:eastAsia="Tahoma" w:hAnsiTheme="minorHAnsi" w:cstheme="minorHAnsi"/>
-          <w:b/>
-          <w:color w:val="0D0D0D"/>
+        <w:outlineLvl w:val="0"/>
+        <w:rPr>
+          <w:sz w:val="20"/>
+          <w:szCs w:val="20"/>
+        </w:rPr>
+      </w:pPr>
+    </w:p>
+    <w:p>
+      <w:pPr>
+        <w:jc w:val="both"/>
+        <w:outlineLvl w:val="0"/>
+        <w:rPr>
+          <w:sz w:val="20"/>
+          <w:szCs w:val="20"/>
+        </w:rPr>
+      </w:pPr>
+      <w:r>
+        <w:rPr>
+          <w:b/>
+          <w:sz w:val="20"/>
+          <w:szCs w:val="20"/>
+        </w:rPr>
+        <w:t>TESTEMUNHAS</w:t>
+      </w:r>
+      <w:r>
+        <w:rPr>
           <w:sz w:val="20"/>
           <w:szCs w:val="20"/>
         </w:rPr>
         <w:t>:</w:t>
       </w:r>
-      <w:proofErr w:type="spellStart"/>
-      <w:r>
-        <w:rPr>
-          <w:rFonts w:asciiTheme="minorHAnsi" w:eastAsia="Tahoma" w:hAnsiTheme="minorHAnsi" w:cstheme="minorHAnsi"/>
-          <w:b/>
-          <w:color w:val="0D0D0D"/>
-          <w:sz w:val="20"/>
-          <w:szCs w:val="20"/>
-        </w:rPr>
-        <w:t>adonainomedoistestemunha</w:t>
-      </w:r>
-      <w:proofErr w:type="spellEnd"/>
-    </w:p>
-    <w:p>
-      <w:pPr>
-        <w:jc w:val="both"/>
-        <w:rPr>
-          <w:rFonts w:asciiTheme="minorHAnsi" w:hAnsiTheme="minorHAnsi" w:cstheme="minorHAnsi"/>
-          <w:sz w:val="20"/>
-          <w:szCs w:val="20"/>
-        </w:rPr>
-      </w:pPr>
-      <w:r>
-        <w:rPr>
-          <w:rFonts w:asciiTheme="minorHAnsi" w:eastAsia="Tahoma" w:hAnsiTheme="minorHAnsi" w:cstheme="minorHAnsi"/>
-          <w:b/>
-          <w:color w:val="0D0D0D"/>
-          <w:sz w:val="20"/>
-          <w:szCs w:val="20"/>
-        </w:rPr>
-        <w:t>CPF:</w:t>
-      </w:r>
-      <w:proofErr w:type="spellStart"/>
-      <w:r>
-        <w:rPr>
-          <w:rFonts w:asciiTheme="minorHAnsi" w:eastAsia="Tahoma" w:hAnsiTheme="minorHAnsi" w:cstheme="minorHAnsi"/>
-          <w:b/>
-          <w:color w:val="0D0D0D"/>
-          <w:sz w:val="20"/>
-          <w:szCs w:val="20"/>
-        </w:rPr>
-        <w:t>adonaicpftdoisestemunha</w:t>
-      </w:r>
-      <w:proofErr w:type="spellEnd"/>
+      <w:r>
+        <w:rPr>
+          <w:noProof/>
+          <w:lang w:eastAsia="pt-BR"/>
+        </w:rPr>
+        <w:drawing>
+          <wp:anchor distT="0" distB="0" distL="114300" distR="114300" simplePos="0" relativeHeight="251659776" behindDoc="1" locked="0" layoutInCell="1" allowOverlap="1" wp14:anchorId="7F1C5A0B" wp14:editId="7DB76768">
+            <wp:simplePos x="0" y="0"/>
+            <wp:positionH relativeFrom="column">
+              <wp:posOffset>22860</wp:posOffset>
+            </wp:positionH>
+            <wp:positionV relativeFrom="paragraph">
+              <wp:posOffset>257810</wp:posOffset>
+            </wp:positionV>
+            <wp:extent cx="2362835" cy="541020"/>
+            <wp:effectExtent l="19050" t="0" r="0" b="0"/>
+            <wp:wrapNone/>
+            <wp:docPr id="6" name="Imagem 3" descr="Abimael (1)"/>
+            <wp:cNvGraphicFramePr>
+              <a:graphicFrameLocks xmlns:a="http://schemas.openxmlformats.org/drawingml/2006/main" noChangeAspect="1"/>
+            </wp:cNvGraphicFramePr>
+            <a:graphic xmlns:a="http://schemas.openxmlformats.org/drawingml/2006/main">
+              <a:graphicData uri="http://schemas.openxmlformats.org/drawingml/2006/picture">
+                <pic:pic xmlns:pic="http://schemas.openxmlformats.org/drawingml/2006/picture">
+                  <pic:nvPicPr>
+                    <pic:cNvPr id="0" name="Picture 3" descr="Abimael (1)"/>
+                    <pic:cNvPicPr>
+                      <a:picLocks noChangeAspect="1" noChangeArrowheads="1"/>
+                    </pic:cNvPicPr>
+                  </pic:nvPicPr>
+                  <pic:blipFill>
+                    <a:blip r:embed="rId7" cstate="print"/>
+                    <a:srcRect/>
+                    <a:stretch>
+                      <a:fillRect/>
+                    </a:stretch>
+                  </pic:blipFill>
+                  <pic:spPr bwMode="auto">
+                    <a:xfrm>
+                      <a:off x="0" y="0"/>
+                      <a:ext cx="2362835" cy="541020"/>
+                    </a:xfrm>
+                    <a:prstGeom prst="rect">
+                      <a:avLst/>
+                    </a:prstGeom>
+                    <a:noFill/>
+                    <a:ln w="9525">
+                      <a:noFill/>
+                      <a:miter lim="800000"/>
+                      <a:headEnd/>
+                      <a:tailEnd/>
+                    </a:ln>
+                  </pic:spPr>
+                </pic:pic>
+              </a:graphicData>
+            </a:graphic>
+          </wp:anchor>
+        </w:drawing>
+      </w:r>
+    </w:p>
+    <w:p>
+      <w:pPr>
+        <w:jc w:val="both"/>
+        <w:outlineLvl w:val="0"/>
+        <w:rPr>
+          <w:sz w:val="20"/>
+          <w:szCs w:val="20"/>
+        </w:rPr>
+      </w:pPr>
+    </w:p>
+    <w:p>
+      <w:pPr>
+        <w:jc w:val="both"/>
+        <w:outlineLvl w:val="0"/>
+        <w:rPr>
+          <w:sz w:val="20"/>
+          <w:szCs w:val="20"/>
+        </w:rPr>
+      </w:pPr>
+      <w:r>
+        <w:rPr>
+          <w:sz w:val="20"/>
+          <w:szCs w:val="20"/>
+        </w:rPr>
+        <w:t>_______________________________________________</w:t>
+      </w:r>
+    </w:p>
+    <w:p>
+      <w:pPr>
+        <w:pStyle w:val="NoSpacing"/>
+      </w:pPr>
+      <w:r>
+        <w:t>NOME:ABIMAEL ALDEVINO FIDENCIO</w:t>
+      </w:r>
+    </w:p>
+    <w:p>
+      <w:pPr>
+        <w:pStyle w:val="NoSpacing"/>
+      </w:pPr>
+      <w:r>
+        <w:t>RG:5052701</w:t>
+      </w:r>
+    </w:p>
+    <w:p>
+      <w:pPr>
+        <w:pStyle w:val="NoSpacing"/>
+      </w:pPr>
+      <w:r>
+        <w:t>CPF: 066.606.049-52</w:t>
+      </w:r>
+    </w:p>
+    <w:p>
+      <w:pPr>
+        <w:pStyle w:val="NoSpacing"/>
+      </w:pPr>
+    </w:p>
+    <w:p>
+      <w:pPr>
+        <w:pStyle w:val="NoSpacing"/>
+        <w:rPr>
+          <w:sz w:val="20"/>
+          <w:szCs w:val="20"/>
+        </w:rPr>
+      </w:pPr>
+      <w:r>
+        <w:rPr>
+          <w:noProof/>
+          <w:lang w:eastAsia="pt-BR"/>
+        </w:rPr>
+        <w:drawing>
+          <wp:anchor distT="0" distB="0" distL="114300" distR="114300" simplePos="0" relativeHeight="251653632" behindDoc="1" locked="0" layoutInCell="1" allowOverlap="1" wp14:anchorId="0006F41A" wp14:editId="25CF2B8A">
+            <wp:simplePos x="0" y="0"/>
+            <wp:positionH relativeFrom="column">
+              <wp:posOffset>428625</wp:posOffset>
+            </wp:positionH>
+            <wp:positionV relativeFrom="paragraph">
+              <wp:posOffset>-194310</wp:posOffset>
+            </wp:positionV>
+            <wp:extent cx="2034886" cy="571500"/>
+            <wp:effectExtent l="0" t="0" r="0" b="0"/>
+            <wp:wrapNone/>
+            <wp:docPr id="7" name="Imagem 2"/>
+            <wp:cNvGraphicFramePr>
+              <a:graphicFrameLocks xmlns:a="http://schemas.openxmlformats.org/drawingml/2006/main" noChangeAspect="1"/>
+            </wp:cNvGraphicFramePr>
+            <a:graphic xmlns:a="http://schemas.openxmlformats.org/drawingml/2006/main">
+              <a:graphicData uri="http://schemas.openxmlformats.org/drawingml/2006/picture">
+                <pic:pic xmlns:pic="http://schemas.openxmlformats.org/drawingml/2006/picture">
+                  <pic:nvPicPr>
+                    <pic:cNvPr id="0" name="Picture 2" descr="Marcelo (1)"/>
+                    <pic:cNvPicPr>
+                      <a:picLocks noChangeAspect="1" noChangeArrowheads="1"/>
+                    </pic:cNvPicPr>
+                  </pic:nvPicPr>
+                  <pic:blipFill>
+                    <a:blip r:embed="rId8" cstate="print">
+                      <a:extLst>
+                        <a:ext uri="{28A0092B-C50C-407E-A947-70E740481C1C}">
+                          <a14:useLocalDpi xmlns:a14="http://schemas.microsoft.com/office/drawing/2010/main" val="0"/>
+                        </a:ext>
+                      </a:extLst>
+                    </a:blip>
+                    <a:stretch>
+                      <a:fillRect/>
+                    </a:stretch>
+                  </pic:blipFill>
+                  <pic:spPr bwMode="auto">
+                    <a:xfrm>
+                      <a:off x="0" y="0"/>
+                      <a:ext cx="2055314" cy="577237"/>
+                    </a:xfrm>
+                    <a:prstGeom prst="rect">
+                      <a:avLst/>
+                    </a:prstGeom>
+                    <a:noFill/>
+                    <a:ln w="9525">
+                      <a:noFill/>
+                      <a:miter lim="800000"/>
+                      <a:headEnd/>
+                      <a:tailEnd/>
+                    </a:ln>
+                  </pic:spPr>
+                </pic:pic>
+              </a:graphicData>
+            </a:graphic>
+            <wp14:sizeRelH relativeFrom="margin">
+              <wp14:pctWidth>0</wp14:pctWidth>
+            </wp14:sizeRelH>
+            <wp14:sizeRelV relativeFrom="margin">
+              <wp14:pctHeight>0</wp14:pctHeight>
+            </wp14:sizeRelV>
+          </wp:anchor>
+        </w:drawing>
+      </w:r>
+    </w:p>
+    <w:p>
+      <w:pPr>
+        <w:pStyle w:val="NoSpacing"/>
+        <w:rPr>
+          <w:sz w:val="20"/>
+          <w:szCs w:val="20"/>
+        </w:rPr>
+      </w:pPr>
+      <w:r>
+        <w:rPr>
+          <w:sz w:val="20"/>
+          <w:szCs w:val="20"/>
+        </w:rPr>
+        <w:t>_______________________________________________</w:t>
+      </w:r>
+    </w:p>
+    <w:p>
+      <w:pPr>
+        <w:pStyle w:val="NoSpacing"/>
+      </w:pPr>
+      <w:r>
+        <w:t>NOME: Bernardo Gonçalves Fidêncio</w:t>
+      </w:r>
+    </w:p>
+    <w:p>
+      <w:pPr>
+        <w:pStyle w:val="NoSpacing"/>
+      </w:pPr>
+      <w:r>
+        <w:t>RG: 109.160.559-90</w:t>
+      </w:r>
+    </w:p>
+    <w:p>
+      <w:pPr>
+        <w:pStyle w:val="NoSpacing"/>
+        <w:rPr>
+          <w:rFonts w:asciiTheme="minorHAnsi" w:hAnsiTheme="minorHAnsi" w:cstheme="minorHAnsi"/>
+        </w:rPr>
+      </w:pPr>
+      <w:r>
+        <w:t>CPF: 109.160.559-90</w:t>
+      </w:r>
     </w:p>
     <w:sectPr>
       <w:pgSz w:w="11906" w:h="16838"/>
@@ -3126,7 +3144,7 @@
 </file>
 
 <file path=word/styles.xml><?xml version="1.0" encoding="utf-8"?>
-<w:styles xmlns:r="http://schemas.openxmlformats.org/officeDocument/2006/relationships" xmlns:w="http://schemas.openxmlformats.org/wordprocessingml/2006/main">
+<w:styles xmlns:mc="http://schemas.openxmlformats.org/markup-compatibility/2006" xmlns:r="http://schemas.openxmlformats.org/officeDocument/2006/relationships" xmlns:w="http://schemas.openxmlformats.org/wordprocessingml/2006/main" xmlns:w14="http://schemas.microsoft.com/office/word/2010/wordml" xmlns:w15="http://schemas.microsoft.com/office/word/2012/wordml" mc:Ignorable="w14 w15">
   <w:docDefaults>
     <w:rPrDefault>
       <w:rPr>
@@ -3142,144 +3160,378 @@
       </w:pPr>
     </w:pPrDefault>
   </w:docDefaults>
-  <w:latentStyles w:defLockedState="0" w:defUIPriority="99" w:defSemiHidden="1" w:defUnhideWhenUsed="1" w:defQFormat="0" w:count="267">
-    <w:lsdException w:name="Normal" w:semiHidden="0" w:uiPriority="0" w:unhideWhenUsed="0" w:qFormat="1"/>
-    <w:lsdException w:name="heading 1" w:semiHidden="0" w:uiPriority="9" w:unhideWhenUsed="0" w:qFormat="1"/>
-    <w:lsdException w:name="heading 2" w:uiPriority="9" w:qFormat="1"/>
-    <w:lsdException w:name="heading 3" w:uiPriority="9" w:qFormat="1"/>
-    <w:lsdException w:name="heading 4" w:uiPriority="9" w:qFormat="1"/>
-    <w:lsdException w:name="heading 5" w:uiPriority="9" w:qFormat="1"/>
-    <w:lsdException w:name="heading 6" w:uiPriority="9" w:qFormat="1"/>
-    <w:lsdException w:name="heading 7" w:uiPriority="9" w:qFormat="1"/>
-    <w:lsdException w:name="heading 8" w:uiPriority="9" w:qFormat="1"/>
-    <w:lsdException w:name="heading 9" w:uiPriority="9" w:qFormat="1"/>
-    <w:lsdException w:name="toc 1" w:uiPriority="39"/>
-    <w:lsdException w:name="toc 2" w:uiPriority="39"/>
-    <w:lsdException w:name="toc 3" w:uiPriority="39"/>
-    <w:lsdException w:name="toc 4" w:uiPriority="39"/>
-    <w:lsdException w:name="toc 5" w:uiPriority="39"/>
-    <w:lsdException w:name="toc 6" w:uiPriority="39"/>
-    <w:lsdException w:name="toc 7" w:uiPriority="39"/>
-    <w:lsdException w:name="toc 8" w:uiPriority="39"/>
-    <w:lsdException w:name="toc 9" w:uiPriority="39"/>
-    <w:lsdException w:name="caption" w:uiPriority="35" w:qFormat="1"/>
-    <w:lsdException w:name="Title" w:semiHidden="0" w:uiPriority="10" w:unhideWhenUsed="0" w:qFormat="1"/>
-    <w:lsdException w:name="Default Paragraph Font" w:uiPriority="1"/>
-    <w:lsdException w:name="Subtitle" w:semiHidden="0" w:uiPriority="11" w:unhideWhenUsed="0" w:qFormat="1"/>
-    <w:lsdException w:name="Strong" w:semiHidden="0" w:uiPriority="22" w:unhideWhenUsed="0" w:qFormat="1"/>
-    <w:lsdException w:name="Emphasis" w:semiHidden="0" w:uiPriority="20" w:unhideWhenUsed="0" w:qFormat="1"/>
-    <w:lsdException w:name="Table Grid" w:semiHidden="0" w:uiPriority="39" w:unhideWhenUsed="0"/>
-    <w:lsdException w:name="Placeholder Text" w:unhideWhenUsed="0"/>
-    <w:lsdException w:name="No Spacing" w:semiHidden="0" w:uiPriority="1" w:unhideWhenUsed="0" w:qFormat="1"/>
-    <w:lsdException w:name="Light Shading" w:semiHidden="0" w:uiPriority="60" w:unhideWhenUsed="0"/>
-    <w:lsdException w:name="Light List" w:semiHidden="0" w:uiPriority="61" w:unhideWhenUsed="0"/>
-    <w:lsdException w:name="Light Grid" w:semiHidden="0" w:uiPriority="62" w:unhideWhenUsed="0"/>
-    <w:lsdException w:name="Medium Shading 1" w:semiHidden="0" w:uiPriority="63" w:unhideWhenUsed="0"/>
-    <w:lsdException w:name="Medium Shading 2" w:semiHidden="0" w:uiPriority="64" w:unhideWhenUsed="0"/>
-    <w:lsdException w:name="Medium List 1" w:semiHidden="0" w:uiPriority="65" w:unhideWhenUsed="0"/>
-    <w:lsdException w:name="Medium List 2" w:semiHidden="0" w:uiPriority="66" w:unhideWhenUsed="0"/>
-    <w:lsdException w:name="Medium Grid 1" w:semiHidden="0" w:uiPriority="67" w:unhideWhenUsed="0"/>
-    <w:lsdException w:name="Medium Grid 2" w:semiHidden="0" w:uiPriority="68" w:unhideWhenUsed="0"/>
-    <w:lsdException w:name="Medium Grid 3" w:semiHidden="0" w:uiPriority="69" w:unhideWhenUsed="0"/>
-    <w:lsdException w:name="Dark List" w:semiHidden="0" w:uiPriority="70" w:unhideWhenUsed="0"/>
-    <w:lsdException w:name="Colorful Shading" w:semiHidden="0" w:uiPriority="71" w:unhideWhenUsed="0"/>
-    <w:lsdException w:name="Colorful List" w:semiHidden="0" w:uiPriority="72" w:unhideWhenUsed="0"/>
-    <w:lsdException w:name="Colorful Grid" w:semiHidden="0" w:uiPriority="73" w:unhideWhenUsed="0"/>
-    <w:lsdException w:name="Light Shading Accent 1" w:semiHidden="0" w:uiPriority="60" w:unhideWhenUsed="0"/>
-    <w:lsdException w:name="Light List Accent 1" w:semiHidden="0" w:uiPriority="61" w:unhideWhenUsed="0"/>
-    <w:lsdException w:name="Light Grid Accent 1" w:semiHidden="0" w:uiPriority="62" w:unhideWhenUsed="0"/>
-    <w:lsdException w:name="Medium Shading 1 Accent 1" w:semiHidden="0" w:uiPriority="63" w:unhideWhenUsed="0"/>
-    <w:lsdException w:name="Medium Shading 2 Accent 1" w:semiHidden="0" w:uiPriority="64" w:unhideWhenUsed="0"/>
-    <w:lsdException w:name="Medium List 1 Accent 1" w:semiHidden="0" w:uiPriority="65" w:unhideWhenUsed="0"/>
-    <w:lsdException w:name="Revision" w:unhideWhenUsed="0"/>
-    <w:lsdException w:name="List Paragraph" w:semiHidden="0" w:uiPriority="34" w:unhideWhenUsed="0" w:qFormat="1"/>
-    <w:lsdException w:name="Quote" w:semiHidden="0" w:uiPriority="29" w:unhideWhenUsed="0" w:qFormat="1"/>
-    <w:lsdException w:name="Intense Quote" w:semiHidden="0" w:uiPriority="30" w:unhideWhenUsed="0" w:qFormat="1"/>
-    <w:lsdException w:name="Medium List 2 Accent 1" w:semiHidden="0" w:uiPriority="66" w:unhideWhenUsed="0"/>
-    <w:lsdException w:name="Medium Grid 1 Accent 1" w:semiHidden="0" w:uiPriority="67" w:unhideWhenUsed="0"/>
-    <w:lsdException w:name="Medium Grid 2 Accent 1" w:semiHidden="0" w:uiPriority="68" w:unhideWhenUsed="0"/>
-    <w:lsdException w:name="Medium Grid 3 Accent 1" w:semiHidden="0" w:uiPriority="69" w:unhideWhenUsed="0"/>
-    <w:lsdException w:name="Dark List Accent 1" w:semiHidden="0" w:uiPriority="70" w:unhideWhenUsed="0"/>
-    <w:lsdException w:name="Colorful Shading Accent 1" w:semiHidden="0" w:uiPriority="71" w:unhideWhenUsed="0"/>
-    <w:lsdException w:name="Colorful List Accent 1" w:semiHidden="0" w:uiPriority="72" w:unhideWhenUsed="0"/>
-    <w:lsdException w:name="Colorful Grid Accent 1" w:semiHidden="0" w:uiPriority="73" w:unhideWhenUsed="0"/>
-    <w:lsdException w:name="Light Shading Accent 2" w:semiHidden="0" w:uiPriority="60" w:unhideWhenUsed="0"/>
-    <w:lsdException w:name="Light List Accent 2" w:semiHidden="0" w:uiPriority="61" w:unhideWhenUsed="0"/>
-    <w:lsdException w:name="Light Grid Accent 2" w:semiHidden="0" w:uiPriority="62" w:unhideWhenUsed="0"/>
-    <w:lsdException w:name="Medium Shading 1 Accent 2" w:semiHidden="0" w:uiPriority="63" w:unhideWhenUsed="0"/>
-    <w:lsdException w:name="Medium Shading 2 Accent 2" w:semiHidden="0" w:uiPriority="64" w:unhideWhenUsed="0"/>
-    <w:lsdException w:name="Medium List 1 Accent 2" w:semiHidden="0" w:uiPriority="65" w:unhideWhenUsed="0"/>
-    <w:lsdException w:name="Medium List 2 Accent 2" w:semiHidden="0" w:uiPriority="66" w:unhideWhenUsed="0"/>
-    <w:lsdException w:name="Medium Grid 1 Accent 2" w:semiHidden="0" w:uiPriority="67" w:unhideWhenUsed="0"/>
-    <w:lsdException w:name="Medium Grid 2 Accent 2" w:semiHidden="0" w:uiPriority="68" w:unhideWhenUsed="0"/>
-    <w:lsdException w:name="Medium Grid 3 Accent 2" w:semiHidden="0" w:uiPriority="69" w:unhideWhenUsed="0"/>
-    <w:lsdException w:name="Dark List Accent 2" w:semiHidden="0" w:uiPriority="70" w:unhideWhenUsed="0"/>
-    <w:lsdException w:name="Colorful Shading Accent 2" w:semiHidden="0" w:uiPriority="71" w:unhideWhenUsed="0"/>
-    <w:lsdException w:name="Colorful List Accent 2" w:semiHidden="0" w:uiPriority="72" w:unhideWhenUsed="0"/>
-    <w:lsdException w:name="Colorful Grid Accent 2" w:semiHidden="0" w:uiPriority="73" w:unhideWhenUsed="0"/>
-    <w:lsdException w:name="Light Shading Accent 3" w:semiHidden="0" w:uiPriority="60" w:unhideWhenUsed="0"/>
-    <w:lsdException w:name="Light List Accent 3" w:semiHidden="0" w:uiPriority="61" w:unhideWhenUsed="0"/>
-    <w:lsdException w:name="Light Grid Accent 3" w:semiHidden="0" w:uiPriority="62" w:unhideWhenUsed="0"/>
-    <w:lsdException w:name="Medium Shading 1 Accent 3" w:semiHidden="0" w:uiPriority="63" w:unhideWhenUsed="0"/>
-    <w:lsdException w:name="Medium Shading 2 Accent 3" w:semiHidden="0" w:uiPriority="64" w:unhideWhenUsed="0"/>
-    <w:lsdException w:name="Medium List 1 Accent 3" w:semiHidden="0" w:uiPriority="65" w:unhideWhenUsed="0"/>
-    <w:lsdException w:name="Medium List 2 Accent 3" w:semiHidden="0" w:uiPriority="66" w:unhideWhenUsed="0"/>
-    <w:lsdException w:name="Medium Grid 1 Accent 3" w:semiHidden="0" w:uiPriority="67" w:unhideWhenUsed="0"/>
-    <w:lsdException w:name="Medium Grid 2 Accent 3" w:semiHidden="0" w:uiPriority="68" w:unhideWhenUsed="0"/>
-    <w:lsdException w:name="Medium Grid 3 Accent 3" w:semiHidden="0" w:uiPriority="69" w:unhideWhenUsed="0"/>
-    <w:lsdException w:name="Dark List Accent 3" w:semiHidden="0" w:uiPriority="70" w:unhideWhenUsed="0"/>
-    <w:lsdException w:name="Colorful Shading Accent 3" w:semiHidden="0" w:uiPriority="71" w:unhideWhenUsed="0"/>
-    <w:lsdException w:name="Colorful List Accent 3" w:semiHidden="0" w:uiPriority="72" w:unhideWhenUsed="0"/>
-    <w:lsdException w:name="Colorful Grid Accent 3" w:semiHidden="0" w:uiPriority="73" w:unhideWhenUsed="0"/>
-    <w:lsdException w:name="Light Shading Accent 4" w:semiHidden="0" w:uiPriority="60" w:unhideWhenUsed="0"/>
-    <w:lsdException w:name="Light List Accent 4" w:semiHidden="0" w:uiPriority="61" w:unhideWhenUsed="0"/>
-    <w:lsdException w:name="Light Grid Accent 4" w:semiHidden="0" w:uiPriority="62" w:unhideWhenUsed="0"/>
-    <w:lsdException w:name="Medium Shading 1 Accent 4" w:semiHidden="0" w:uiPriority="63" w:unhideWhenUsed="0"/>
-    <w:lsdException w:name="Medium Shading 2 Accent 4" w:semiHidden="0" w:uiPriority="64" w:unhideWhenUsed="0"/>
-    <w:lsdException w:name="Medium List 1 Accent 4" w:semiHidden="0" w:uiPriority="65" w:unhideWhenUsed="0"/>
-    <w:lsdException w:name="Medium List 2 Accent 4" w:semiHidden="0" w:uiPriority="66" w:unhideWhenUsed="0"/>
-    <w:lsdException w:name="Medium Grid 1 Accent 4" w:semiHidden="0" w:uiPriority="67" w:unhideWhenUsed="0"/>
-    <w:lsdException w:name="Medium Grid 2 Accent 4" w:semiHidden="0" w:uiPriority="68" w:unhideWhenUsed="0"/>
-    <w:lsdException w:name="Medium Grid 3 Accent 4" w:semiHidden="0" w:uiPriority="69" w:unhideWhenUsed="0"/>
-    <w:lsdException w:name="Dark List Accent 4" w:semiHidden="0" w:uiPriority="70" w:unhideWhenUsed="0"/>
-    <w:lsdException w:name="Colorful Shading Accent 4" w:semiHidden="0" w:uiPriority="71" w:unhideWhenUsed="0"/>
-    <w:lsdException w:name="Colorful List Accent 4" w:semiHidden="0" w:uiPriority="72" w:unhideWhenUsed="0"/>
-    <w:lsdException w:name="Colorful Grid Accent 4" w:semiHidden="0" w:uiPriority="73" w:unhideWhenUsed="0"/>
-    <w:lsdException w:name="Light Shading Accent 5" w:semiHidden="0" w:uiPriority="60" w:unhideWhenUsed="0"/>
-    <w:lsdException w:name="Light List Accent 5" w:semiHidden="0" w:uiPriority="61" w:unhideWhenUsed="0"/>
-    <w:lsdException w:name="Light Grid Accent 5" w:semiHidden="0" w:uiPriority="62" w:unhideWhenUsed="0"/>
-    <w:lsdException w:name="Medium Shading 1 Accent 5" w:semiHidden="0" w:uiPriority="63" w:unhideWhenUsed="0"/>
-    <w:lsdException w:name="Medium Shading 2 Accent 5" w:semiHidden="0" w:uiPriority="64" w:unhideWhenUsed="0"/>
-    <w:lsdException w:name="Medium List 1 Accent 5" w:semiHidden="0" w:uiPriority="65" w:unhideWhenUsed="0"/>
-    <w:lsdException w:name="Medium List 2 Accent 5" w:semiHidden="0" w:uiPriority="66" w:unhideWhenUsed="0"/>
-    <w:lsdException w:name="Medium Grid 1 Accent 5" w:semiHidden="0" w:uiPriority="67" w:unhideWhenUsed="0"/>
-    <w:lsdException w:name="Medium Grid 2 Accent 5" w:semiHidden="0" w:uiPriority="68" w:unhideWhenUsed="0"/>
-    <w:lsdException w:name="Medium Grid 3 Accent 5" w:semiHidden="0" w:uiPriority="69" w:unhideWhenUsed="0"/>
-    <w:lsdException w:name="Dark List Accent 5" w:semiHidden="0" w:uiPriority="70" w:unhideWhenUsed="0"/>
-    <w:lsdException w:name="Colorful Shading Accent 5" w:semiHidden="0" w:uiPriority="71" w:unhideWhenUsed="0"/>
-    <w:lsdException w:name="Colorful List Accent 5" w:semiHidden="0" w:uiPriority="72" w:unhideWhenUsed="0"/>
-    <w:lsdException w:name="Colorful Grid Accent 5" w:semiHidden="0" w:uiPriority="73" w:unhideWhenUsed="0"/>
-    <w:lsdException w:name="Light Shading Accent 6" w:semiHidden="0" w:uiPriority="60" w:unhideWhenUsed="0"/>
-    <w:lsdException w:name="Light List Accent 6" w:semiHidden="0" w:uiPriority="61" w:unhideWhenUsed="0"/>
-    <w:lsdException w:name="Light Grid Accent 6" w:semiHidden="0" w:uiPriority="62" w:unhideWhenUsed="0"/>
-    <w:lsdException w:name="Medium Shading 1 Accent 6" w:semiHidden="0" w:uiPriority="63" w:unhideWhenUsed="0"/>
-    <w:lsdException w:name="Medium Shading 2 Accent 6" w:semiHidden="0" w:uiPriority="64" w:unhideWhenUsed="0"/>
-    <w:lsdException w:name="Medium List 1 Accent 6" w:semiHidden="0" w:uiPriority="65" w:unhideWhenUsed="0"/>
-    <w:lsdException w:name="Medium List 2 Accent 6" w:semiHidden="0" w:uiPriority="66" w:unhideWhenUsed="0"/>
-    <w:lsdException w:name="Medium Grid 1 Accent 6" w:semiHidden="0" w:uiPriority="67" w:unhideWhenUsed="0"/>
-    <w:lsdException w:name="Medium Grid 2 Accent 6" w:semiHidden="0" w:uiPriority="68" w:unhideWhenUsed="0"/>
-    <w:lsdException w:name="Medium Grid 3 Accent 6" w:semiHidden="0" w:uiPriority="69" w:unhideWhenUsed="0"/>
-    <w:lsdException w:name="Dark List Accent 6" w:semiHidden="0" w:uiPriority="70" w:unhideWhenUsed="0"/>
-    <w:lsdException w:name="Colorful Shading Accent 6" w:semiHidden="0" w:uiPriority="71" w:unhideWhenUsed="0"/>
-    <w:lsdException w:name="Colorful List Accent 6" w:semiHidden="0" w:uiPriority="72" w:unhideWhenUsed="0"/>
-    <w:lsdException w:name="Colorful Grid Accent 6" w:semiHidden="0" w:uiPriority="73" w:unhideWhenUsed="0"/>
-    <w:lsdException w:name="Subtle Emphasis" w:semiHidden="0" w:uiPriority="19" w:unhideWhenUsed="0" w:qFormat="1"/>
-    <w:lsdException w:name="Intense Emphasis" w:semiHidden="0" w:uiPriority="21" w:unhideWhenUsed="0" w:qFormat="1"/>
-    <w:lsdException w:name="Subtle Reference" w:semiHidden="0" w:uiPriority="31" w:unhideWhenUsed="0" w:qFormat="1"/>
-    <w:lsdException w:name="Intense Reference" w:semiHidden="0" w:uiPriority="32" w:unhideWhenUsed="0" w:qFormat="1"/>
-    <w:lsdException w:name="Book Title" w:semiHidden="0" w:uiPriority="33" w:unhideWhenUsed="0" w:qFormat="1"/>
-    <w:lsdException w:name="Bibliography" w:uiPriority="37"/>
-    <w:lsdException w:name="TOC Heading" w:uiPriority="39" w:qFormat="1"/>
+  <w:latentStyles w:defLockedState="0" w:defUIPriority="99" w:defSemiHidden="0" w:defUnhideWhenUsed="0" w:defQFormat="0" w:count="371">
+    <w:lsdException w:name="Normal" w:uiPriority="0" w:qFormat="1"/>
+    <w:lsdException w:name="heading 1" w:uiPriority="9" w:qFormat="1"/>
+    <w:lsdException w:name="heading 2" w:semiHidden="1" w:uiPriority="9" w:unhideWhenUsed="1" w:qFormat="1"/>
+    <w:lsdException w:name="heading 3" w:semiHidden="1" w:uiPriority="9" w:unhideWhenUsed="1" w:qFormat="1"/>
+    <w:lsdException w:name="heading 4" w:semiHidden="1" w:uiPriority="9" w:unhideWhenUsed="1" w:qFormat="1"/>
+    <w:lsdException w:name="heading 5" w:semiHidden="1" w:uiPriority="9" w:unhideWhenUsed="1" w:qFormat="1"/>
+    <w:lsdException w:name="heading 6" w:semiHidden="1" w:uiPriority="9" w:unhideWhenUsed="1" w:qFormat="1"/>
+    <w:lsdException w:name="heading 7" w:semiHidden="1" w:uiPriority="9" w:unhideWhenUsed="1" w:qFormat="1"/>
+    <w:lsdException w:name="heading 8" w:semiHidden="1" w:uiPriority="9" w:unhideWhenUsed="1" w:qFormat="1"/>
+    <w:lsdException w:name="heading 9" w:semiHidden="1" w:uiPriority="9" w:unhideWhenUsed="1" w:qFormat="1"/>
+    <w:lsdException w:name="index 1" w:semiHidden="1" w:unhideWhenUsed="1"/>
+    <w:lsdException w:name="index 2" w:semiHidden="1" w:unhideWhenUsed="1"/>
+    <w:lsdException w:name="index 3" w:semiHidden="1" w:unhideWhenUsed="1"/>
+    <w:lsdException w:name="index 4" w:semiHidden="1" w:unhideWhenUsed="1"/>
+    <w:lsdException w:name="index 5" w:semiHidden="1" w:unhideWhenUsed="1"/>
+    <w:lsdException w:name="index 6" w:semiHidden="1" w:unhideWhenUsed="1"/>
+    <w:lsdException w:name="index 7" w:semiHidden="1" w:unhideWhenUsed="1"/>
+    <w:lsdException w:name="index 8" w:semiHidden="1" w:unhideWhenUsed="1"/>
+    <w:lsdException w:name="index 9" w:semiHidden="1" w:unhideWhenUsed="1"/>
+    <w:lsdException w:name="toc 1" w:semiHidden="1" w:uiPriority="39" w:unhideWhenUsed="1"/>
+    <w:lsdException w:name="toc 2" w:semiHidden="1" w:uiPriority="39" w:unhideWhenUsed="1"/>
+    <w:lsdException w:name="toc 3" w:semiHidden="1" w:uiPriority="39" w:unhideWhenUsed="1"/>
+    <w:lsdException w:name="toc 4" w:semiHidden="1" w:uiPriority="39" w:unhideWhenUsed="1"/>
+    <w:lsdException w:name="toc 5" w:semiHidden="1" w:uiPriority="39" w:unhideWhenUsed="1"/>
+    <w:lsdException w:name="toc 6" w:semiHidden="1" w:uiPriority="39" w:unhideWhenUsed="1"/>
+    <w:lsdException w:name="toc 7" w:semiHidden="1" w:uiPriority="39" w:unhideWhenUsed="1"/>
+    <w:lsdException w:name="toc 8" w:semiHidden="1" w:uiPriority="39" w:unhideWhenUsed="1"/>
+    <w:lsdException w:name="toc 9" w:semiHidden="1" w:uiPriority="39" w:unhideWhenUsed="1"/>
+    <w:lsdException w:name="Normal Indent" w:semiHidden="1" w:unhideWhenUsed="1"/>
+    <w:lsdException w:name="footnote text" w:semiHidden="1" w:unhideWhenUsed="1"/>
+    <w:lsdException w:name="annotation text" w:semiHidden="1" w:unhideWhenUsed="1"/>
+    <w:lsdException w:name="header" w:semiHidden="1" w:unhideWhenUsed="1"/>
+    <w:lsdException w:name="footer" w:semiHidden="1" w:unhideWhenUsed="1"/>
+    <w:lsdException w:name="index heading" w:semiHidden="1" w:unhideWhenUsed="1"/>
+    <w:lsdException w:name="caption" w:semiHidden="1" w:uiPriority="35" w:unhideWhenUsed="1" w:qFormat="1"/>
+    <w:lsdException w:name="table of figures" w:semiHidden="1" w:unhideWhenUsed="1"/>
+    <w:lsdException w:name="envelope address" w:semiHidden="1" w:unhideWhenUsed="1"/>
+    <w:lsdException w:name="envelope return" w:semiHidden="1" w:unhideWhenUsed="1"/>
+    <w:lsdException w:name="footnote reference" w:semiHidden="1" w:unhideWhenUsed="1"/>
+    <w:lsdException w:name="annotation reference" w:semiHidden="1" w:unhideWhenUsed="1"/>
+    <w:lsdException w:name="line number" w:semiHidden="1" w:unhideWhenUsed="1"/>
+    <w:lsdException w:name="page number" w:semiHidden="1" w:unhideWhenUsed="1"/>
+    <w:lsdException w:name="endnote reference" w:semiHidden="1" w:unhideWhenUsed="1"/>
+    <w:lsdException w:name="endnote text" w:semiHidden="1" w:unhideWhenUsed="1"/>
+    <w:lsdException w:name="table of authorities" w:semiHidden="1" w:unhideWhenUsed="1"/>
+    <w:lsdException w:name="macro" w:semiHidden="1" w:unhideWhenUsed="1"/>
+    <w:lsdException w:name="toa heading" w:semiHidden="1" w:unhideWhenUsed="1"/>
+    <w:lsdException w:name="List" w:semiHidden="1" w:unhideWhenUsed="1"/>
+    <w:lsdException w:name="List Bullet" w:semiHidden="1" w:unhideWhenUsed="1"/>
+    <w:lsdException w:name="List Number" w:semiHidden="1" w:unhideWhenUsed="1"/>
+    <w:lsdException w:name="List 2" w:semiHidden="1" w:unhideWhenUsed="1"/>
+    <w:lsdException w:name="List 3" w:semiHidden="1" w:unhideWhenUsed="1"/>
+    <w:lsdException w:name="List 4" w:semiHidden="1" w:unhideWhenUsed="1"/>
+    <w:lsdException w:name="List 5" w:semiHidden="1" w:unhideWhenUsed="1"/>
+    <w:lsdException w:name="List Bullet 2" w:semiHidden="1" w:unhideWhenUsed="1"/>
+    <w:lsdException w:name="List Bullet 3" w:semiHidden="1" w:unhideWhenUsed="1"/>
+    <w:lsdException w:name="List Bullet 4" w:semiHidden="1" w:unhideWhenUsed="1"/>
+    <w:lsdException w:name="List Bullet 5" w:semiHidden="1" w:unhideWhenUsed="1"/>
+    <w:lsdException w:name="List Number 2" w:semiHidden="1" w:unhideWhenUsed="1"/>
+    <w:lsdException w:name="List Number 3" w:semiHidden="1" w:unhideWhenUsed="1"/>
+    <w:lsdException w:name="List Number 4" w:semiHidden="1" w:unhideWhenUsed="1"/>
+    <w:lsdException w:name="List Number 5" w:semiHidden="1" w:unhideWhenUsed="1"/>
+    <w:lsdException w:name="Title" w:uiPriority="10" w:qFormat="1"/>
+    <w:lsdException w:name="Closing" w:semiHidden="1" w:unhideWhenUsed="1"/>
+    <w:lsdException w:name="Signature" w:semiHidden="1" w:unhideWhenUsed="1"/>
+    <w:lsdException w:name="Default Paragraph Font" w:semiHidden="1" w:uiPriority="1" w:unhideWhenUsed="1"/>
+    <w:lsdException w:name="Body Text" w:semiHidden="1" w:unhideWhenUsed="1"/>
+    <w:lsdException w:name="Body Text Indent" w:semiHidden="1" w:unhideWhenUsed="1"/>
+    <w:lsdException w:name="List Continue" w:semiHidden="1" w:unhideWhenUsed="1"/>
+    <w:lsdException w:name="List Continue 2" w:semiHidden="1" w:unhideWhenUsed="1"/>
+    <w:lsdException w:name="List Continue 3" w:semiHidden="1" w:unhideWhenUsed="1"/>
+    <w:lsdException w:name="List Continue 4" w:semiHidden="1" w:unhideWhenUsed="1"/>
+    <w:lsdException w:name="List Continue 5" w:semiHidden="1" w:unhideWhenUsed="1"/>
+    <w:lsdException w:name="Message Header" w:semiHidden="1" w:unhideWhenUsed="1"/>
+    <w:lsdException w:name="Subtitle" w:uiPriority="11" w:qFormat="1"/>
+    <w:lsdException w:name="Salutation" w:semiHidden="1" w:unhideWhenUsed="1"/>
+    <w:lsdException w:name="Date" w:semiHidden="1" w:unhideWhenUsed="1"/>
+    <w:lsdException w:name="Body Text First Indent" w:semiHidden="1" w:unhideWhenUsed="1"/>
+    <w:lsdException w:name="Body Text First Indent 2" w:semiHidden="1" w:unhideWhenUsed="1"/>
+    <w:lsdException w:name="Note Heading" w:semiHidden="1" w:unhideWhenUsed="1"/>
+    <w:lsdException w:name="Body Text 2" w:semiHidden="1" w:unhideWhenUsed="1"/>
+    <w:lsdException w:name="Body Text 3" w:semiHidden="1" w:unhideWhenUsed="1"/>
+    <w:lsdException w:name="Body Text Indent 2" w:semiHidden="1" w:unhideWhenUsed="1"/>
+    <w:lsdException w:name="Body Text Indent 3" w:semiHidden="1" w:unhideWhenUsed="1"/>
+    <w:lsdException w:name="Block Text" w:semiHidden="1" w:unhideWhenUsed="1"/>
+    <w:lsdException w:name="Hyperlink" w:semiHidden="1" w:unhideWhenUsed="1"/>
+    <w:lsdException w:name="FollowedHyperlink" w:semiHidden="1" w:unhideWhenUsed="1"/>
+    <w:lsdException w:name="Strong" w:uiPriority="22" w:qFormat="1"/>
+    <w:lsdException w:name="Emphasis" w:uiPriority="20" w:qFormat="1"/>
+    <w:lsdException w:name="Document Map" w:semiHidden="1" w:unhideWhenUsed="1"/>
+    <w:lsdException w:name="Plain Text" w:semiHidden="1" w:unhideWhenUsed="1"/>
+    <w:lsdException w:name="E-mail Signature" w:semiHidden="1" w:unhideWhenUsed="1"/>
+    <w:lsdException w:name="HTML Top of Form" w:semiHidden="1" w:unhideWhenUsed="1"/>
+    <w:lsdException w:name="HTML Bottom of Form" w:semiHidden="1" w:unhideWhenUsed="1"/>
+    <w:lsdException w:name="Normal (Web)" w:semiHidden="1" w:unhideWhenUsed="1"/>
+    <w:lsdException w:name="HTML Acronym" w:semiHidden="1" w:unhideWhenUsed="1"/>
+    <w:lsdException w:name="HTML Address" w:semiHidden="1" w:unhideWhenUsed="1"/>
+    <w:lsdException w:name="HTML Cite" w:semiHidden="1" w:unhideWhenUsed="1"/>
+    <w:lsdException w:name="HTML Code" w:semiHidden="1" w:unhideWhenUsed="1"/>
+    <w:lsdException w:name="HTML Definition" w:semiHidden="1" w:unhideWhenUsed="1"/>
+    <w:lsdException w:name="HTML Keyboard" w:semiHidden="1" w:unhideWhenUsed="1"/>
+    <w:lsdException w:name="HTML Preformatted" w:semiHidden="1" w:unhideWhenUsed="1"/>
+    <w:lsdException w:name="HTML Sample" w:semiHidden="1" w:unhideWhenUsed="1"/>
+    <w:lsdException w:name="HTML Typewriter" w:semiHidden="1" w:unhideWhenUsed="1"/>
+    <w:lsdException w:name="HTML Variable" w:semiHidden="1" w:unhideWhenUsed="1"/>
+    <w:lsdException w:name="Normal Table" w:semiHidden="1" w:unhideWhenUsed="1"/>
+    <w:lsdException w:name="annotation subject" w:semiHidden="1" w:unhideWhenUsed="1"/>
+    <w:lsdException w:name="No List" w:semiHidden="1" w:unhideWhenUsed="1"/>
+    <w:lsdException w:name="Outline List 1" w:semiHidden="1" w:unhideWhenUsed="1"/>
+    <w:lsdException w:name="Outline List 2" w:semiHidden="1" w:unhideWhenUsed="1"/>
+    <w:lsdException w:name="Outline List 3" w:semiHidden="1" w:unhideWhenUsed="1"/>
+    <w:lsdException w:name="Table Simple 1" w:semiHidden="1" w:unhideWhenUsed="1"/>
+    <w:lsdException w:name="Table Simple 2" w:semiHidden="1" w:unhideWhenUsed="1"/>
+    <w:lsdException w:name="Table Simple 3" w:semiHidden="1" w:unhideWhenUsed="1"/>
+    <w:lsdException w:name="Table Classic 1" w:semiHidden="1" w:unhideWhenUsed="1"/>
+    <w:lsdException w:name="Table Classic 2" w:semiHidden="1" w:unhideWhenUsed="1"/>
+    <w:lsdException w:name="Table Classic 3" w:semiHidden="1" w:unhideWhenUsed="1"/>
+    <w:lsdException w:name="Table Classic 4" w:semiHidden="1" w:unhideWhenUsed="1"/>
+    <w:lsdException w:name="Table Colorful 1" w:semiHidden="1" w:unhideWhenUsed="1"/>
+    <w:lsdException w:name="Table Colorful 2" w:semiHidden="1" w:unhideWhenUsed="1"/>
+    <w:lsdException w:name="Table Colorful 3" w:semiHidden="1" w:unhideWhenUsed="1"/>
+    <w:lsdException w:name="Table Columns 1" w:semiHidden="1" w:unhideWhenUsed="1"/>
+    <w:lsdException w:name="Table Columns 2" w:semiHidden="1" w:unhideWhenUsed="1"/>
+    <w:lsdException w:name="Table Columns 3" w:semiHidden="1" w:unhideWhenUsed="1"/>
+    <w:lsdException w:name="Table Columns 4" w:semiHidden="1" w:unhideWhenUsed="1"/>
+    <w:lsdException w:name="Table Columns 5" w:semiHidden="1" w:unhideWhenUsed="1"/>
+    <w:lsdException w:name="Table Grid 1" w:semiHidden="1" w:unhideWhenUsed="1"/>
+    <w:lsdException w:name="Table Grid 2" w:semiHidden="1" w:unhideWhenUsed="1"/>
+    <w:lsdException w:name="Table Grid 3" w:semiHidden="1" w:unhideWhenUsed="1"/>
+    <w:lsdException w:name="Table Grid 4" w:semiHidden="1" w:unhideWhenUsed="1"/>
+    <w:lsdException w:name="Table Grid 5" w:semiHidden="1" w:unhideWhenUsed="1"/>
+    <w:lsdException w:name="Table Grid 6" w:semiHidden="1" w:unhideWhenUsed="1"/>
+    <w:lsdException w:name="Table Grid 7" w:semiHidden="1" w:unhideWhenUsed="1"/>
+    <w:lsdException w:name="Table Grid 8" w:semiHidden="1" w:unhideWhenUsed="1"/>
+    <w:lsdException w:name="Table List 1" w:semiHidden="1" w:unhideWhenUsed="1"/>
+    <w:lsdException w:name="Table List 2" w:semiHidden="1" w:unhideWhenUsed="1"/>
+    <w:lsdException w:name="Table List 3" w:semiHidden="1" w:unhideWhenUsed="1"/>
+    <w:lsdException w:name="Table List 4" w:semiHidden="1" w:unhideWhenUsed="1"/>
+    <w:lsdException w:name="Table List 5" w:semiHidden="1" w:unhideWhenUsed="1"/>
+    <w:lsdException w:name="Table List 6" w:semiHidden="1" w:unhideWhenUsed="1"/>
+    <w:lsdException w:name="Table List 7" w:semiHidden="1" w:unhideWhenUsed="1"/>
+    <w:lsdException w:name="Table List 8" w:semiHidden="1" w:unhideWhenUsed="1"/>
+    <w:lsdException w:name="Table 3D effects 1" w:semiHidden="1" w:unhideWhenUsed="1"/>
+    <w:lsdException w:name="Table 3D effects 2" w:semiHidden="1" w:unhideWhenUsed="1"/>
+    <w:lsdException w:name="Table 3D effects 3" w:semiHidden="1" w:unhideWhenUsed="1"/>
+    <w:lsdException w:name="Table Contemporary" w:semiHidden="1" w:unhideWhenUsed="1"/>
+    <w:lsdException w:name="Table Elegant" w:semiHidden="1" w:unhideWhenUsed="1"/>
+    <w:lsdException w:name="Table Professional" w:semiHidden="1" w:unhideWhenUsed="1"/>
+    <w:lsdException w:name="Table Subtle 1" w:semiHidden="1" w:unhideWhenUsed="1"/>
+    <w:lsdException w:name="Table Subtle 2" w:semiHidden="1" w:unhideWhenUsed="1"/>
+    <w:lsdException w:name="Table Web 1" w:semiHidden="1" w:unhideWhenUsed="1"/>
+    <w:lsdException w:name="Table Web 2" w:semiHidden="1" w:unhideWhenUsed="1"/>
+    <w:lsdException w:name="Table Web 3" w:semiHidden="1" w:unhideWhenUsed="1"/>
+    <w:lsdException w:name="Balloon Text" w:semiHidden="1" w:unhideWhenUsed="1"/>
+    <w:lsdException w:name="Table Grid" w:uiPriority="39"/>
+    <w:lsdException w:name="Table Theme" w:semiHidden="1" w:unhideWhenUsed="1"/>
+    <w:lsdException w:name="Placeholder Text" w:semiHidden="1"/>
+    <w:lsdException w:name="No Spacing" w:uiPriority="1" w:qFormat="1"/>
+    <w:lsdException w:name="Light Shading" w:uiPriority="60"/>
+    <w:lsdException w:name="Light List" w:uiPriority="61"/>
+    <w:lsdException w:name="Light Grid" w:uiPriority="62"/>
+    <w:lsdException w:name="Medium Shading 1" w:uiPriority="63"/>
+    <w:lsdException w:name="Medium Shading 2" w:uiPriority="64"/>
+    <w:lsdException w:name="Medium List 1" w:uiPriority="65"/>
+    <w:lsdException w:name="Medium List 2" w:uiPriority="66"/>
+    <w:lsdException w:name="Medium Grid 1" w:uiPriority="67"/>
+    <w:lsdException w:name="Medium Grid 2" w:uiPriority="68"/>
+    <w:lsdException w:name="Medium Grid 3" w:uiPriority="69"/>
+    <w:lsdException w:name="Dark List" w:uiPriority="70"/>
+    <w:lsdException w:name="Colorful Shading" w:uiPriority="71"/>
+    <w:lsdException w:name="Colorful List" w:uiPriority="72"/>
+    <w:lsdException w:name="Colorful Grid" w:uiPriority="73"/>
+    <w:lsdException w:name="Light Shading Accent 1" w:uiPriority="60"/>
+    <w:lsdException w:name="Light List Accent 1" w:uiPriority="61"/>
+    <w:lsdException w:name="Light Grid Accent 1" w:uiPriority="62"/>
+    <w:lsdException w:name="Medium Shading 1 Accent 1" w:uiPriority="63"/>
+    <w:lsdException w:name="Medium Shading 2 Accent 1" w:uiPriority="64"/>
+    <w:lsdException w:name="Medium List 1 Accent 1" w:uiPriority="65"/>
+    <w:lsdException w:name="Revision" w:semiHidden="1"/>
+    <w:lsdException w:name="List Paragraph" w:uiPriority="34" w:qFormat="1"/>
+    <w:lsdException w:name="Quote" w:uiPriority="29" w:qFormat="1"/>
+    <w:lsdException w:name="Intense Quote" w:uiPriority="30" w:qFormat="1"/>
+    <w:lsdException w:name="Medium List 2 Accent 1" w:uiPriority="66"/>
+    <w:lsdException w:name="Medium Grid 1 Accent 1" w:uiPriority="67"/>
+    <w:lsdException w:name="Medium Grid 2 Accent 1" w:uiPriority="68"/>
+    <w:lsdException w:name="Medium Grid 3 Accent 1" w:uiPriority="69"/>
+    <w:lsdException w:name="Dark List Accent 1" w:uiPriority="70"/>
+    <w:lsdException w:name="Colorful Shading Accent 1" w:uiPriority="71"/>
+    <w:lsdException w:name="Colorful List Accent 1" w:uiPriority="72"/>
+    <w:lsdException w:name="Colorful Grid Accent 1" w:uiPriority="73"/>
+    <w:lsdException w:name="Light Shading Accent 2" w:uiPriority="60"/>
+    <w:lsdException w:name="Light List Accent 2" w:uiPriority="61"/>
+    <w:lsdException w:name="Light Grid Accent 2" w:uiPriority="62"/>
+    <w:lsdException w:name="Medium Shading 1 Accent 2" w:uiPriority="63"/>
+    <w:lsdException w:name="Medium Shading 2 Accent 2" w:uiPriority="64"/>
+    <w:lsdException w:name="Medium List 1 Accent 2" w:uiPriority="65"/>
+    <w:lsdException w:name="Medium List 2 Accent 2" w:uiPriority="66"/>
+    <w:lsdException w:name="Medium Grid 1 Accent 2" w:uiPriority="67"/>
+    <w:lsdException w:name="Medium Grid 2 Accent 2" w:uiPriority="68"/>
+    <w:lsdException w:name="Medium Grid 3 Accent 2" w:uiPriority="69"/>
+    <w:lsdException w:name="Dark List Accent 2" w:uiPriority="70"/>
+    <w:lsdException w:name="Colorful Shading Accent 2" w:uiPriority="71"/>
+    <w:lsdException w:name="Colorful List Accent 2" w:uiPriority="72"/>
+    <w:lsdException w:name="Colorful Grid Accent 2" w:uiPriority="73"/>
+    <w:lsdException w:name="Light Shading Accent 3" w:uiPriority="60"/>
+    <w:lsdException w:name="Light List Accent 3" w:uiPriority="61"/>
+    <w:lsdException w:name="Light Grid Accent 3" w:uiPriority="62"/>
+    <w:lsdException w:name="Medium Shading 1 Accent 3" w:uiPriority="63"/>
+    <w:lsdException w:name="Medium Shading 2 Accent 3" w:uiPriority="64"/>
+    <w:lsdException w:name="Medium List 1 Accent 3" w:uiPriority="65"/>
+    <w:lsdException w:name="Medium List 2 Accent 3" w:uiPriority="66"/>
+    <w:lsdException w:name="Medium Grid 1 Accent 3" w:uiPriority="67"/>
+    <w:lsdException w:name="Medium Grid 2 Accent 3" w:uiPriority="68"/>
+    <w:lsdException w:name="Medium Grid 3 Accent 3" w:uiPriority="69"/>
+    <w:lsdException w:name="Dark List Accent 3" w:uiPriority="70"/>
+    <w:lsdException w:name="Colorful Shading Accent 3" w:uiPriority="71"/>
+    <w:lsdException w:name="Colorful List Accent 3" w:uiPriority="72"/>
+    <w:lsdException w:name="Colorful Grid Accent 3" w:uiPriority="73"/>
+    <w:lsdException w:name="Light Shading Accent 4" w:uiPriority="60"/>
+    <w:lsdException w:name="Light List Accent 4" w:uiPriority="61"/>
+    <w:lsdException w:name="Light Grid Accent 4" w:uiPriority="62"/>
+    <w:lsdException w:name="Medium Shading 1 Accent 4" w:uiPriority="63"/>
+    <w:lsdException w:name="Medium Shading 2 Accent 4" w:uiPriority="64"/>
+    <w:lsdException w:name="Medium List 1 Accent 4" w:uiPriority="65"/>
+    <w:lsdException w:name="Medium List 2 Accent 4" w:uiPriority="66"/>
+    <w:lsdException w:name="Medium Grid 1 Accent 4" w:uiPriority="67"/>
+    <w:lsdException w:name="Medium Grid 2 Accent 4" w:uiPriority="68"/>
+    <w:lsdException w:name="Medium Grid 3 Accent 4" w:uiPriority="69"/>
+    <w:lsdException w:name="Dark List Accent 4" w:uiPriority="70"/>
+    <w:lsdException w:name="Colorful Shading Accent 4" w:uiPriority="71"/>
+    <w:lsdException w:name="Colorful List Accent 4" w:uiPriority="72"/>
+    <w:lsdException w:name="Colorful Grid Accent 4" w:uiPriority="73"/>
+    <w:lsdException w:name="Light Shading Accent 5" w:uiPriority="60"/>
+    <w:lsdException w:name="Light List Accent 5" w:uiPriority="61"/>
+    <w:lsdException w:name="Light Grid Accent 5" w:uiPriority="62"/>
+    <w:lsdException w:name="Medium Shading 1 Accent 5" w:uiPriority="63"/>
+    <w:lsdException w:name="Medium Shading 2 Accent 5" w:uiPriority="64"/>
+    <w:lsdException w:name="Medium List 1 Accent 5" w:uiPriority="65"/>
+    <w:lsdException w:name="Medium List 2 Accent 5" w:uiPriority="66"/>
+    <w:lsdException w:name="Medium Grid 1 Accent 5" w:uiPriority="67"/>
+    <w:lsdException w:name="Medium Grid 2 Accent 5" w:uiPriority="68"/>
+    <w:lsdException w:name="Medium Grid 3 Accent 5" w:uiPriority="69"/>
+    <w:lsdException w:name="Dark List Accent 5" w:uiPriority="70"/>
+    <w:lsdException w:name="Colorful Shading Accent 5" w:uiPriority="71"/>
+    <w:lsdException w:name="Colorful List Accent 5" w:uiPriority="72"/>
+    <w:lsdException w:name="Colorful Grid Accent 5" w:uiPriority="73"/>
+    <w:lsdException w:name="Light Shading Accent 6" w:uiPriority="60"/>
+    <w:lsdException w:name="Light List Accent 6" w:uiPriority="61"/>
+    <w:lsdException w:name="Light Grid Accent 6" w:uiPriority="62"/>
+    <w:lsdException w:name="Medium Shading 1 Accent 6" w:uiPriority="63"/>
+    <w:lsdException w:name="Medium Shading 2 Accent 6" w:uiPriority="64"/>
+    <w:lsdException w:name="Medium List 1 Accent 6" w:uiPriority="65"/>
+    <w:lsdException w:name="Medium List 2 Accent 6" w:uiPriority="66"/>
+    <w:lsdException w:name="Medium Grid 1 Accent 6" w:uiPriority="67"/>
+    <w:lsdException w:name="Medium Grid 2 Accent 6" w:uiPriority="68"/>
+    <w:lsdException w:name="Medium Grid 3 Accent 6" w:uiPriority="69"/>
+    <w:lsdException w:name="Dark List Accent 6" w:uiPriority="70"/>
+    <w:lsdException w:name="Colorful Shading Accent 6" w:uiPriority="71"/>
+    <w:lsdException w:name="Colorful List Accent 6" w:uiPriority="72"/>
+    <w:lsdException w:name="Colorful Grid Accent 6" w:uiPriority="73"/>
+    <w:lsdException w:name="Subtle Emphasis" w:uiPriority="19" w:qFormat="1"/>
+    <w:lsdException w:name="Intense Emphasis" w:uiPriority="21" w:qFormat="1"/>
+    <w:lsdException w:name="Subtle Reference" w:uiPriority="31" w:qFormat="1"/>
+    <w:lsdException w:name="Intense Reference" w:uiPriority="32" w:qFormat="1"/>
+    <w:lsdException w:name="Book Title" w:uiPriority="33" w:qFormat="1"/>
+    <w:lsdException w:name="Bibliography" w:semiHidden="1" w:uiPriority="37" w:unhideWhenUsed="1"/>
+    <w:lsdException w:name="TOC Heading" w:semiHidden="1" w:uiPriority="39" w:unhideWhenUsed="1" w:qFormat="1"/>
+    <w:lsdException w:name="Plain Table 1" w:uiPriority="41"/>
+    <w:lsdException w:name="Plain Table 2" w:uiPriority="42"/>
+    <w:lsdException w:name="Plain Table 3" w:uiPriority="43"/>
+    <w:lsdException w:name="Plain Table 4" w:uiPriority="44"/>
+    <w:lsdException w:name="Plain Table 5" w:uiPriority="45"/>
+    <w:lsdException w:name="Grid Table Light" w:uiPriority="40"/>
+    <w:lsdException w:name="Grid Table 1 Light" w:uiPriority="46"/>
+    <w:lsdException w:name="Grid Table 2" w:uiPriority="47"/>
+    <w:lsdException w:name="Grid Table 3" w:uiPriority="48"/>
+    <w:lsdException w:name="Grid Table 4" w:uiPriority="49"/>
+    <w:lsdException w:name="Grid Table 5 Dark" w:uiPriority="50"/>
+    <w:lsdException w:name="Grid Table 6 Colorful" w:uiPriority="51"/>
+    <w:lsdException w:name="Grid Table 7 Colorful" w:uiPriority="52"/>
+    <w:lsdException w:name="Grid Table 1 Light Accent 1" w:uiPriority="46"/>
+    <w:lsdException w:name="Grid Table 2 Accent 1" w:uiPriority="47"/>
+    <w:lsdException w:name="Grid Table 3 Accent 1" w:uiPriority="48"/>
+    <w:lsdException w:name="Grid Table 4 Accent 1" w:uiPriority="49"/>
+    <w:lsdException w:name="Grid Table 5 Dark Accent 1" w:uiPriority="50"/>
+    <w:lsdException w:name="Grid Table 6 Colorful Accent 1" w:uiPriority="51"/>
+    <w:lsdException w:name="Grid Table 7 Colorful Accent 1" w:uiPriority="52"/>
+    <w:lsdException w:name="Grid Table 1 Light Accent 2" w:uiPriority="46"/>
+    <w:lsdException w:name="Grid Table 2 Accent 2" w:uiPriority="47"/>
+    <w:lsdException w:name="Grid Table 3 Accent 2" w:uiPriority="48"/>
+    <w:lsdException w:name="Grid Table 4 Accent 2" w:uiPriority="49"/>
+    <w:lsdException w:name="Grid Table 5 Dark Accent 2" w:uiPriority="50"/>
+    <w:lsdException w:name="Grid Table 6 Colorful Accent 2" w:uiPriority="51"/>
+    <w:lsdException w:name="Grid Table 7 Colorful Accent 2" w:uiPriority="52"/>
+    <w:lsdException w:name="Grid Table 1 Light Accent 3" w:uiPriority="46"/>
+    <w:lsdException w:name="Grid Table 2 Accent 3" w:uiPriority="47"/>
+    <w:lsdException w:name="Grid Table 3 Accent 3" w:uiPriority="48"/>
+    <w:lsdException w:name="Grid Table 4 Accent 3" w:uiPriority="49"/>
+    <w:lsdException w:name="Grid Table 5 Dark Accent 3" w:uiPriority="50"/>
+    <w:lsdException w:name="Grid Table 6 Colorful Accent 3" w:uiPriority="51"/>
+    <w:lsdException w:name="Grid Table 7 Colorful Accent 3" w:uiPriority="52"/>
+    <w:lsdException w:name="Grid Table 1 Light Accent 4" w:uiPriority="46"/>
+    <w:lsdException w:name="Grid Table 2 Accent 4" w:uiPriority="47"/>
+    <w:lsdException w:name="Grid Table 3 Accent 4" w:uiPriority="48"/>
+    <w:lsdException w:name="Grid Table 4 Accent 4" w:uiPriority="49"/>
+    <w:lsdException w:name="Grid Table 5 Dark Accent 4" w:uiPriority="50"/>
+    <w:lsdException w:name="Grid Table 6 Colorful Accent 4" w:uiPriority="51"/>
+    <w:lsdException w:name="Grid Table 7 Colorful Accent 4" w:uiPriority="52"/>
+    <w:lsdException w:name="Grid Table 1 Light Accent 5" w:uiPriority="46"/>
+    <w:lsdException w:name="Grid Table 2 Accent 5" w:uiPriority="47"/>
+    <w:lsdException w:name="Grid Table 3 Accent 5" w:uiPriority="48"/>
+    <w:lsdException w:name="Grid Table 4 Accent 5" w:uiPriority="49"/>
+    <w:lsdException w:name="Grid Table 5 Dark Accent 5" w:uiPriority="50"/>
+    <w:lsdException w:name="Grid Table 6 Colorful Accent 5" w:uiPriority="51"/>
+    <w:lsdException w:name="Grid Table 7 Colorful Accent 5" w:uiPriority="52"/>
+    <w:lsdException w:name="Grid Table 1 Light Accent 6" w:uiPriority="46"/>
+    <w:lsdException w:name="Grid Table 2 Accent 6" w:uiPriority="47"/>
+    <w:lsdException w:name="Grid Table 3 Accent 6" w:uiPriority="48"/>
+    <w:lsdException w:name="Grid Table 4 Accent 6" w:uiPriority="49"/>
+    <w:lsdException w:name="Grid Table 5 Dark Accent 6" w:uiPriority="50"/>
+    <w:lsdException w:name="Grid Table 6 Colorful Accent 6" w:uiPriority="51"/>
+    <w:lsdException w:name="Grid Table 7 Colorful Accent 6" w:uiPriority="52"/>
+    <w:lsdException w:name="List Table 1 Light" w:uiPriority="46"/>
+    <w:lsdException w:name="List Table 2" w:uiPriority="47"/>
+    <w:lsdException w:name="List Table 3" w:uiPriority="48"/>
+    <w:lsdException w:name="List Table 4" w:uiPriority="49"/>
+    <w:lsdException w:name="List Table 5 Dark" w:uiPriority="50"/>
+    <w:lsdException w:name="List Table 6 Colorful" w:uiPriority="51"/>
+    <w:lsdException w:name="List Table 7 Colorful" w:uiPriority="52"/>
+    <w:lsdException w:name="List Table 1 Light Accent 1" w:uiPriority="46"/>
+    <w:lsdException w:name="List Table 2 Accent 1" w:uiPriority="47"/>
+    <w:lsdException w:name="List Table 3 Accent 1" w:uiPriority="48"/>
+    <w:lsdException w:name="List Table 4 Accent 1" w:uiPriority="49"/>
+    <w:lsdException w:name="List Table 5 Dark Accent 1" w:uiPriority="50"/>
+    <w:lsdException w:name="List Table 6 Colorful Accent 1" w:uiPriority="51"/>
+    <w:lsdException w:name="List Table 7 Colorful Accent 1" w:uiPriority="52"/>
+    <w:lsdException w:name="List Table 1 Light Accent 2" w:uiPriority="46"/>
+    <w:lsdException w:name="List Table 2 Accent 2" w:uiPriority="47"/>
+    <w:lsdException w:name="List Table 3 Accent 2" w:uiPriority="48"/>
+    <w:lsdException w:name="List Table 4 Accent 2" w:uiPriority="49"/>
+    <w:lsdException w:name="List Table 5 Dark Accent 2" w:uiPriority="50"/>
+    <w:lsdException w:name="List Table 6 Colorful Accent 2" w:uiPriority="51"/>
+    <w:lsdException w:name="List Table 7 Colorful Accent 2" w:uiPriority="52"/>
+    <w:lsdException w:name="List Table 1 Light Accent 3" w:uiPriority="46"/>
+    <w:lsdException w:name="List Table 2 Accent 3" w:uiPriority="47"/>
+    <w:lsdException w:name="List Table 3 Accent 3" w:uiPriority="48"/>
+    <w:lsdException w:name="List Table 4 Accent 3" w:uiPriority="49"/>
+    <w:lsdException w:name="List Table 5 Dark Accent 3" w:uiPriority="50"/>
+    <w:lsdException w:name="List Table 6 Colorful Accent 3" w:uiPriority="51"/>
+    <w:lsdException w:name="List Table 7 Colorful Accent 3" w:uiPriority="52"/>
+    <w:lsdException w:name="List Table 1 Light Accent 4" w:uiPriority="46"/>
+    <w:lsdException w:name="List Table 2 Accent 4" w:uiPriority="47"/>
+    <w:lsdException w:name="List Table 3 Accent 4" w:uiPriority="48"/>
+    <w:lsdException w:name="List Table 4 Accent 4" w:uiPriority="49"/>
+    <w:lsdException w:name="List Table 5 Dark Accent 4" w:uiPriority="50"/>
+    <w:lsdException w:name="List Table 6 Colorful Accent 4" w:uiPriority="51"/>
+    <w:lsdException w:name="List Table 7 Colorful Accent 4" w:uiPriority="52"/>
+    <w:lsdException w:name="List Table 1 Light Accent 5" w:uiPriority="46"/>
+    <w:lsdException w:name="List Table 2 Accent 5" w:uiPriority="47"/>
+    <w:lsdException w:name="List Table 3 Accent 5" w:uiPriority="48"/>
+    <w:lsdException w:name="List Table 4 Accent 5" w:uiPriority="49"/>
+    <w:lsdException w:name="List Table 5 Dark Accent 5" w:uiPriority="50"/>
+    <w:lsdException w:name="List Table 6 Colorful Accent 5" w:uiPriority="51"/>
+    <w:lsdException w:name="List Table 7 Colorful Accent 5" w:uiPriority="52"/>
+    <w:lsdException w:name="List Table 1 Light Accent 6" w:uiPriority="46"/>
+    <w:lsdException w:name="List Table 2 Accent 6" w:uiPriority="47"/>
+    <w:lsdException w:name="List Table 3 Accent 6" w:uiPriority="48"/>
+    <w:lsdException w:name="List Table 4 Accent 6" w:uiPriority="49"/>
+    <w:lsdException w:name="List Table 5 Dark Accent 6" w:uiPriority="50"/>
+    <w:lsdException w:name="List Table 6 Colorful Accent 6" w:uiPriority="51"/>
+    <w:lsdException w:name="List Table 7 Colorful Accent 6" w:uiPriority="52"/>
   </w:latentStyles>
   <w:style w:type="paragraph" w:default="1" w:styleId="Normal">
     <w:name w:val="Normal"/>
@@ -3292,18 +3544,17 @@
       <w:rFonts w:ascii="Calibri" w:eastAsia="Calibri" w:hAnsi="Calibri" w:cs="Times New Roman"/>
     </w:rPr>
   </w:style>
-  <w:style w:type="character" w:default="1" w:styleId="Fontepargpadro">
+  <w:style w:type="character" w:default="1" w:styleId="DefaultParagraphFont">
     <w:name w:val="Default Paragraph Font"/>
     <w:uiPriority w:val="1"/>
     <w:semiHidden/>
     <w:unhideWhenUsed/>
   </w:style>
-  <w:style w:type="table" w:default="1" w:styleId="Tabelanormal">
+  <w:style w:type="table" w:default="1" w:styleId="TableNormal">
     <w:name w:val="Normal Table"/>
     <w:uiPriority w:val="99"/>
     <w:semiHidden/>
     <w:unhideWhenUsed/>
-    <w:qFormat/>
     <w:tblPr>
       <w:tblInd w:w="0" w:type="dxa"/>
       <w:tblCellMar>
@@ -3314,15 +3565,15 @@
       </w:tblCellMar>
     </w:tblPr>
   </w:style>
-  <w:style w:type="numbering" w:default="1" w:styleId="Semlista">
+  <w:style w:type="numbering" w:default="1" w:styleId="NoList">
     <w:name w:val="No List"/>
     <w:uiPriority w:val="99"/>
     <w:semiHidden/>
     <w:unhideWhenUsed/>
   </w:style>
-  <w:style w:type="table" w:styleId="Tabelacomgrade">
+  <w:style w:type="table" w:styleId="TableGrid">
     <w:name w:val="Table Grid"/>
-    <w:basedOn w:val="Tabelanormal"/>
+    <w:basedOn w:val="TableNormal"/>
     <w:uiPriority w:val="39"/>
     <w:rsid w:val="00876A0D"/>
     <w:pPr>
@@ -3346,7 +3597,7 @@
       </w:tblCellMar>
     </w:tblPr>
   </w:style>
-  <w:style w:type="paragraph" w:styleId="SemEspaamento">
+  <w:style w:type="paragraph" w:styleId="NoSpacing">
     <w:name w:val="No Spacing"/>
     <w:uiPriority w:val="1"/>
     <w:qFormat/>
@@ -3358,10 +3609,10 @@
       <w:rFonts w:ascii="Calibri" w:eastAsia="Calibri" w:hAnsi="Calibri" w:cs="Times New Roman"/>
     </w:rPr>
   </w:style>
-  <w:style w:type="paragraph" w:styleId="Textodebalo">
+  <w:style w:type="paragraph" w:styleId="BalloonText">
     <w:name w:val="Balloon Text"/>
     <w:basedOn w:val="Normal"/>
-    <w:link w:val="TextodebaloChar"/>
+    <w:link w:val="BalloonTextChar"/>
     <w:uiPriority w:val="99"/>
     <w:semiHidden/>
     <w:unhideWhenUsed/>
@@ -3375,275 +3626,10 @@
       <w:szCs w:val="16"/>
     </w:rPr>
   </w:style>
-  <w:style w:type="character" w:customStyle="1" w:styleId="TextodebaloChar">
-    <w:name w:val="Texto de balão Char"/>
-    <w:basedOn w:val="Fontepargpadro"/>
-    <w:link w:val="Textodebalo"/>
-    <w:uiPriority w:val="99"/>
-    <w:semiHidden/>
-    <w:rsid w:val="007D0EE2"/>
-    <w:rPr>
-      <w:rFonts w:ascii="Tahoma" w:eastAsia="Calibri" w:hAnsi="Tahoma" w:cs="Tahoma"/>
-      <w:sz w:val="16"/>
-      <w:szCs w:val="16"/>
-    </w:rPr>
-  </w:style>
-</w:styles>
-</file>
-
-<file path=word/stylesWithEffects.xml><?xml version="1.0" encoding="utf-8"?>
-<w:styles xmlns:wpc="http://schemas.microsoft.com/office/word/2010/wordprocessingCanvas" xmlns:mc="http://schemas.openxmlformats.org/markup-compatibility/2006" xmlns:o="urn:schemas-microsoft-com:office:office" xmlns:r="http://schemas.openxmlformats.org/officeDocument/2006/relationships" xmlns:m="http://schemas.openxmlformats.org/officeDocument/2006/math" xmlns:v="urn:schemas-microsoft-com:vml" xmlns:wp14="http://schemas.microsoft.com/office/word/2010/wordprocessingDrawing" xmlns:wp="http://schemas.openxmlformats.org/drawingml/2006/wordprocessingDrawing" xmlns:w10="urn:schemas-microsoft-com:office:word" xmlns:w="http://schemas.openxmlformats.org/wordprocessingml/2006/main" xmlns:w14="http://schemas.microsoft.com/office/word/2010/wordml" xmlns:wpg="http://schemas.microsoft.com/office/word/2010/wordprocessingGroup" xmlns:wpi="http://schemas.microsoft.com/office/word/2010/wordprocessingInk" xmlns:wne="http://schemas.microsoft.com/office/word/2006/wordml" xmlns:wps="http://schemas.microsoft.com/office/word/2010/wordprocessingShape" mc:Ignorable="w14 wp14">
-  <w:docDefaults>
-    <w:rPrDefault>
-      <w:rPr>
-        <w:rFonts w:asciiTheme="minorHAnsi" w:eastAsiaTheme="minorHAnsi" w:hAnsiTheme="minorHAnsi" w:cstheme="minorBidi"/>
-        <w:sz w:val="22"/>
-        <w:szCs w:val="22"/>
-        <w:lang w:val="pt-BR" w:eastAsia="en-US" w:bidi="ar-SA"/>
-      </w:rPr>
-    </w:rPrDefault>
-    <w:pPrDefault>
-      <w:pPr>
-        <w:spacing w:after="160" w:line="259" w:lineRule="auto"/>
-      </w:pPr>
-    </w:pPrDefault>
-  </w:docDefaults>
-  <w:latentStyles w:defLockedState="0" w:defUIPriority="99" w:defSemiHidden="1" w:defUnhideWhenUsed="1" w:defQFormat="0" w:count="267">
-    <w:lsdException w:name="Normal" w:semiHidden="0" w:uiPriority="0" w:unhideWhenUsed="0" w:qFormat="1"/>
-    <w:lsdException w:name="heading 1" w:semiHidden="0" w:uiPriority="9" w:unhideWhenUsed="0" w:qFormat="1"/>
-    <w:lsdException w:name="heading 2" w:uiPriority="9" w:qFormat="1"/>
-    <w:lsdException w:name="heading 3" w:uiPriority="9" w:qFormat="1"/>
-    <w:lsdException w:name="heading 4" w:uiPriority="9" w:qFormat="1"/>
-    <w:lsdException w:name="heading 5" w:uiPriority="9" w:qFormat="1"/>
-    <w:lsdException w:name="heading 6" w:uiPriority="9" w:qFormat="1"/>
-    <w:lsdException w:name="heading 7" w:uiPriority="9" w:qFormat="1"/>
-    <w:lsdException w:name="heading 8" w:uiPriority="9" w:qFormat="1"/>
-    <w:lsdException w:name="heading 9" w:uiPriority="9" w:qFormat="1"/>
-    <w:lsdException w:name="toc 1" w:uiPriority="39"/>
-    <w:lsdException w:name="toc 2" w:uiPriority="39"/>
-    <w:lsdException w:name="toc 3" w:uiPriority="39"/>
-    <w:lsdException w:name="toc 4" w:uiPriority="39"/>
-    <w:lsdException w:name="toc 5" w:uiPriority="39"/>
-    <w:lsdException w:name="toc 6" w:uiPriority="39"/>
-    <w:lsdException w:name="toc 7" w:uiPriority="39"/>
-    <w:lsdException w:name="toc 8" w:uiPriority="39"/>
-    <w:lsdException w:name="toc 9" w:uiPriority="39"/>
-    <w:lsdException w:name="caption" w:uiPriority="35" w:qFormat="1"/>
-    <w:lsdException w:name="Title" w:semiHidden="0" w:uiPriority="10" w:unhideWhenUsed="0" w:qFormat="1"/>
-    <w:lsdException w:name="Default Paragraph Font" w:uiPriority="1"/>
-    <w:lsdException w:name="Subtitle" w:semiHidden="0" w:uiPriority="11" w:unhideWhenUsed="0" w:qFormat="1"/>
-    <w:lsdException w:name="Strong" w:semiHidden="0" w:uiPriority="22" w:unhideWhenUsed="0" w:qFormat="1"/>
-    <w:lsdException w:name="Emphasis" w:semiHidden="0" w:uiPriority="20" w:unhideWhenUsed="0" w:qFormat="1"/>
-    <w:lsdException w:name="Table Grid" w:semiHidden="0" w:uiPriority="39" w:unhideWhenUsed="0"/>
-    <w:lsdException w:name="Placeholder Text" w:unhideWhenUsed="0"/>
-    <w:lsdException w:name="No Spacing" w:semiHidden="0" w:uiPriority="1" w:unhideWhenUsed="0" w:qFormat="1"/>
-    <w:lsdException w:name="Light Shading" w:semiHidden="0" w:uiPriority="60" w:unhideWhenUsed="0"/>
-    <w:lsdException w:name="Light List" w:semiHidden="0" w:uiPriority="61" w:unhideWhenUsed="0"/>
-    <w:lsdException w:name="Light Grid" w:semiHidden="0" w:uiPriority="62" w:unhideWhenUsed="0"/>
-    <w:lsdException w:name="Medium Shading 1" w:semiHidden="0" w:uiPriority="63" w:unhideWhenUsed="0"/>
-    <w:lsdException w:name="Medium Shading 2" w:semiHidden="0" w:uiPriority="64" w:unhideWhenUsed="0"/>
-    <w:lsdException w:name="Medium List 1" w:semiHidden="0" w:uiPriority="65" w:unhideWhenUsed="0"/>
-    <w:lsdException w:name="Medium List 2" w:semiHidden="0" w:uiPriority="66" w:unhideWhenUsed="0"/>
-    <w:lsdException w:name="Medium Grid 1" w:semiHidden="0" w:uiPriority="67" w:unhideWhenUsed="0"/>
-    <w:lsdException w:name="Medium Grid 2" w:semiHidden="0" w:uiPriority="68" w:unhideWhenUsed="0"/>
-    <w:lsdException w:name="Medium Grid 3" w:semiHidden="0" w:uiPriority="69" w:unhideWhenUsed="0"/>
-    <w:lsdException w:name="Dark List" w:semiHidden="0" w:uiPriority="70" w:unhideWhenUsed="0"/>
-    <w:lsdException w:name="Colorful Shading" w:semiHidden="0" w:uiPriority="71" w:unhideWhenUsed="0"/>
-    <w:lsdException w:name="Colorful List" w:semiHidden="0" w:uiPriority="72" w:unhideWhenUsed="0"/>
-    <w:lsdException w:name="Colorful Grid" w:semiHidden="0" w:uiPriority="73" w:unhideWhenUsed="0"/>
-    <w:lsdException w:name="Light Shading Accent 1" w:semiHidden="0" w:uiPriority="60" w:unhideWhenUsed="0"/>
-    <w:lsdException w:name="Light List Accent 1" w:semiHidden="0" w:uiPriority="61" w:unhideWhenUsed="0"/>
-    <w:lsdException w:name="Light Grid Accent 1" w:semiHidden="0" w:uiPriority="62" w:unhideWhenUsed="0"/>
-    <w:lsdException w:name="Medium Shading 1 Accent 1" w:semiHidden="0" w:uiPriority="63" w:unhideWhenUsed="0"/>
-    <w:lsdException w:name="Medium Shading 2 Accent 1" w:semiHidden="0" w:uiPriority="64" w:unhideWhenUsed="0"/>
-    <w:lsdException w:name="Medium List 1 Accent 1" w:semiHidden="0" w:uiPriority="65" w:unhideWhenUsed="0"/>
-    <w:lsdException w:name="Revision" w:unhideWhenUsed="0"/>
-    <w:lsdException w:name="List Paragraph" w:semiHidden="0" w:uiPriority="34" w:unhideWhenUsed="0" w:qFormat="1"/>
-    <w:lsdException w:name="Quote" w:semiHidden="0" w:uiPriority="29" w:unhideWhenUsed="0" w:qFormat="1"/>
-    <w:lsdException w:name="Intense Quote" w:semiHidden="0" w:uiPriority="30" w:unhideWhenUsed="0" w:qFormat="1"/>
-    <w:lsdException w:name="Medium List 2 Accent 1" w:semiHidden="0" w:uiPriority="66" w:unhideWhenUsed="0"/>
-    <w:lsdException w:name="Medium Grid 1 Accent 1" w:semiHidden="0" w:uiPriority="67" w:unhideWhenUsed="0"/>
-    <w:lsdException w:name="Medium Grid 2 Accent 1" w:semiHidden="0" w:uiPriority="68" w:unhideWhenUsed="0"/>
-    <w:lsdException w:name="Medium Grid 3 Accent 1" w:semiHidden="0" w:uiPriority="69" w:unhideWhenUsed="0"/>
-    <w:lsdException w:name="Dark List Accent 1" w:semiHidden="0" w:uiPriority="70" w:unhideWhenUsed="0"/>
-    <w:lsdException w:name="Colorful Shading Accent 1" w:semiHidden="0" w:uiPriority="71" w:unhideWhenUsed="0"/>
-    <w:lsdException w:name="Colorful List Accent 1" w:semiHidden="0" w:uiPriority="72" w:unhideWhenUsed="0"/>
-    <w:lsdException w:name="Colorful Grid Accent 1" w:semiHidden="0" w:uiPriority="73" w:unhideWhenUsed="0"/>
-    <w:lsdException w:name="Light Shading Accent 2" w:semiHidden="0" w:uiPriority="60" w:unhideWhenUsed="0"/>
-    <w:lsdException w:name="Light List Accent 2" w:semiHidden="0" w:uiPriority="61" w:unhideWhenUsed="0"/>
-    <w:lsdException w:name="Light Grid Accent 2" w:semiHidden="0" w:uiPriority="62" w:unhideWhenUsed="0"/>
-    <w:lsdException w:name="Medium Shading 1 Accent 2" w:semiHidden="0" w:uiPriority="63" w:unhideWhenUsed="0"/>
-    <w:lsdException w:name="Medium Shading 2 Accent 2" w:semiHidden="0" w:uiPriority="64" w:unhideWhenUsed="0"/>
-    <w:lsdException w:name="Medium List 1 Accent 2" w:semiHidden="0" w:uiPriority="65" w:unhideWhenUsed="0"/>
-    <w:lsdException w:name="Medium List 2 Accent 2" w:semiHidden="0" w:uiPriority="66" w:unhideWhenUsed="0"/>
-    <w:lsdException w:name="Medium Grid 1 Accent 2" w:semiHidden="0" w:uiPriority="67" w:unhideWhenUsed="0"/>
-    <w:lsdException w:name="Medium Grid 2 Accent 2" w:semiHidden="0" w:uiPriority="68" w:unhideWhenUsed="0"/>
-    <w:lsdException w:name="Medium Grid 3 Accent 2" w:semiHidden="0" w:uiPriority="69" w:unhideWhenUsed="0"/>
-    <w:lsdException w:name="Dark List Accent 2" w:semiHidden="0" w:uiPriority="70" w:unhideWhenUsed="0"/>
-    <w:lsdException w:name="Colorful Shading Accent 2" w:semiHidden="0" w:uiPriority="71" w:unhideWhenUsed="0"/>
-    <w:lsdException w:name="Colorful List Accent 2" w:semiHidden="0" w:uiPriority="72" w:unhideWhenUsed="0"/>
-    <w:lsdException w:name="Colorful Grid Accent 2" w:semiHidden="0" w:uiPriority="73" w:unhideWhenUsed="0"/>
-    <w:lsdException w:name="Light Shading Accent 3" w:semiHidden="0" w:uiPriority="60" w:unhideWhenUsed="0"/>
-    <w:lsdException w:name="Light List Accent 3" w:semiHidden="0" w:uiPriority="61" w:unhideWhenUsed="0"/>
-    <w:lsdException w:name="Light Grid Accent 3" w:semiHidden="0" w:uiPriority="62" w:unhideWhenUsed="0"/>
-    <w:lsdException w:name="Medium Shading 1 Accent 3" w:semiHidden="0" w:uiPriority="63" w:unhideWhenUsed="0"/>
-    <w:lsdException w:name="Medium Shading 2 Accent 3" w:semiHidden="0" w:uiPriority="64" w:unhideWhenUsed="0"/>
-    <w:lsdException w:name="Medium List 1 Accent 3" w:semiHidden="0" w:uiPriority="65" w:unhideWhenUsed="0"/>
-    <w:lsdException w:name="Medium List 2 Accent 3" w:semiHidden="0" w:uiPriority="66" w:unhideWhenUsed="0"/>
-    <w:lsdException w:name="Medium Grid 1 Accent 3" w:semiHidden="0" w:uiPriority="67" w:unhideWhenUsed="0"/>
-    <w:lsdException w:name="Medium Grid 2 Accent 3" w:semiHidden="0" w:uiPriority="68" w:unhideWhenUsed="0"/>
-    <w:lsdException w:name="Medium Grid 3 Accent 3" w:semiHidden="0" w:uiPriority="69" w:unhideWhenUsed="0"/>
-    <w:lsdException w:name="Dark List Accent 3" w:semiHidden="0" w:uiPriority="70" w:unhideWhenUsed="0"/>
-    <w:lsdException w:name="Colorful Shading Accent 3" w:semiHidden="0" w:uiPriority="71" w:unhideWhenUsed="0"/>
-    <w:lsdException w:name="Colorful List Accent 3" w:semiHidden="0" w:uiPriority="72" w:unhideWhenUsed="0"/>
-    <w:lsdException w:name="Colorful Grid Accent 3" w:semiHidden="0" w:uiPriority="73" w:unhideWhenUsed="0"/>
-    <w:lsdException w:name="Light Shading Accent 4" w:semiHidden="0" w:uiPriority="60" w:unhideWhenUsed="0"/>
-    <w:lsdException w:name="Light List Accent 4" w:semiHidden="0" w:uiPriority="61" w:unhideWhenUsed="0"/>
-    <w:lsdException w:name="Light Grid Accent 4" w:semiHidden="0" w:uiPriority="62" w:unhideWhenUsed="0"/>
-    <w:lsdException w:name="Medium Shading 1 Accent 4" w:semiHidden="0" w:uiPriority="63" w:unhideWhenUsed="0"/>
-    <w:lsdException w:name="Medium Shading 2 Accent 4" w:semiHidden="0" w:uiPriority="64" w:unhideWhenUsed="0"/>
-    <w:lsdException w:name="Medium List 1 Accent 4" w:semiHidden="0" w:uiPriority="65" w:unhideWhenUsed="0"/>
-    <w:lsdException w:name="Medium List 2 Accent 4" w:semiHidden="0" w:uiPriority="66" w:unhideWhenUsed="0"/>
-    <w:lsdException w:name="Medium Grid 1 Accent 4" w:semiHidden="0" w:uiPriority="67" w:unhideWhenUsed="0"/>
-    <w:lsdException w:name="Medium Grid 2 Accent 4" w:semiHidden="0" w:uiPriority="68" w:unhideWhenUsed="0"/>
-    <w:lsdException w:name="Medium Grid 3 Accent 4" w:semiHidden="0" w:uiPriority="69" w:unhideWhenUsed="0"/>
-    <w:lsdException w:name="Dark List Accent 4" w:semiHidden="0" w:uiPriority="70" w:unhideWhenUsed="0"/>
-    <w:lsdException w:name="Colorful Shading Accent 4" w:semiHidden="0" w:uiPriority="71" w:unhideWhenUsed="0"/>
-    <w:lsdException w:name="Colorful List Accent 4" w:semiHidden="0" w:uiPriority="72" w:unhideWhenUsed="0"/>
-    <w:lsdException w:name="Colorful Grid Accent 4" w:semiHidden="0" w:uiPriority="73" w:unhideWhenUsed="0"/>
-    <w:lsdException w:name="Light Shading Accent 5" w:semiHidden="0" w:uiPriority="60" w:unhideWhenUsed="0"/>
-    <w:lsdException w:name="Light List Accent 5" w:semiHidden="0" w:uiPriority="61" w:unhideWhenUsed="0"/>
-    <w:lsdException w:name="Light Grid Accent 5" w:semiHidden="0" w:uiPriority="62" w:unhideWhenUsed="0"/>
-    <w:lsdException w:name="Medium Shading 1 Accent 5" w:semiHidden="0" w:uiPriority="63" w:unhideWhenUsed="0"/>
-    <w:lsdException w:name="Medium Shading 2 Accent 5" w:semiHidden="0" w:uiPriority="64" w:unhideWhenUsed="0"/>
-    <w:lsdException w:name="Medium List 1 Accent 5" w:semiHidden="0" w:uiPriority="65" w:unhideWhenUsed="0"/>
-    <w:lsdException w:name="Medium List 2 Accent 5" w:semiHidden="0" w:uiPriority="66" w:unhideWhenUsed="0"/>
-    <w:lsdException w:name="Medium Grid 1 Accent 5" w:semiHidden="0" w:uiPriority="67" w:unhideWhenUsed="0"/>
-    <w:lsdException w:name="Medium Grid 2 Accent 5" w:semiHidden="0" w:uiPriority="68" w:unhideWhenUsed="0"/>
-    <w:lsdException w:name="Medium Grid 3 Accent 5" w:semiHidden="0" w:uiPriority="69" w:unhideWhenUsed="0"/>
-    <w:lsdException w:name="Dark List Accent 5" w:semiHidden="0" w:uiPriority="70" w:unhideWhenUsed="0"/>
-    <w:lsdException w:name="Colorful Shading Accent 5" w:semiHidden="0" w:uiPriority="71" w:unhideWhenUsed="0"/>
-    <w:lsdException w:name="Colorful List Accent 5" w:semiHidden="0" w:uiPriority="72" w:unhideWhenUsed="0"/>
-    <w:lsdException w:name="Colorful Grid Accent 5" w:semiHidden="0" w:uiPriority="73" w:unhideWhenUsed="0"/>
-    <w:lsdException w:name="Light Shading Accent 6" w:semiHidden="0" w:uiPriority="60" w:unhideWhenUsed="0"/>
-    <w:lsdException w:name="Light List Accent 6" w:semiHidden="0" w:uiPriority="61" w:unhideWhenUsed="0"/>
-    <w:lsdException w:name="Light Grid Accent 6" w:semiHidden="0" w:uiPriority="62" w:unhideWhenUsed="0"/>
-    <w:lsdException w:name="Medium Shading 1 Accent 6" w:semiHidden="0" w:uiPriority="63" w:unhideWhenUsed="0"/>
-    <w:lsdException w:name="Medium Shading 2 Accent 6" w:semiHidden="0" w:uiPriority="64" w:unhideWhenUsed="0"/>
-    <w:lsdException w:name="Medium List 1 Accent 6" w:semiHidden="0" w:uiPriority="65" w:unhideWhenUsed="0"/>
-    <w:lsdException w:name="Medium List 2 Accent 6" w:semiHidden="0" w:uiPriority="66" w:unhideWhenUsed="0"/>
-    <w:lsdException w:name="Medium Grid 1 Accent 6" w:semiHidden="0" w:uiPriority="67" w:unhideWhenUsed="0"/>
-    <w:lsdException w:name="Medium Grid 2 Accent 6" w:semiHidden="0" w:uiPriority="68" w:unhideWhenUsed="0"/>
-    <w:lsdException w:name="Medium Grid 3 Accent 6" w:semiHidden="0" w:uiPriority="69" w:unhideWhenUsed="0"/>
-    <w:lsdException w:name="Dark List Accent 6" w:semiHidden="0" w:uiPriority="70" w:unhideWhenUsed="0"/>
-    <w:lsdException w:name="Colorful Shading Accent 6" w:semiHidden="0" w:uiPriority="71" w:unhideWhenUsed="0"/>
-    <w:lsdException w:name="Colorful List Accent 6" w:semiHidden="0" w:uiPriority="72" w:unhideWhenUsed="0"/>
-    <w:lsdException w:name="Colorful Grid Accent 6" w:semiHidden="0" w:uiPriority="73" w:unhideWhenUsed="0"/>
-    <w:lsdException w:name="Subtle Emphasis" w:semiHidden="0" w:uiPriority="19" w:unhideWhenUsed="0" w:qFormat="1"/>
-    <w:lsdException w:name="Intense Emphasis" w:semiHidden="0" w:uiPriority="21" w:unhideWhenUsed="0" w:qFormat="1"/>
-    <w:lsdException w:name="Subtle Reference" w:semiHidden="0" w:uiPriority="31" w:unhideWhenUsed="0" w:qFormat="1"/>
-    <w:lsdException w:name="Intense Reference" w:semiHidden="0" w:uiPriority="32" w:unhideWhenUsed="0" w:qFormat="1"/>
-    <w:lsdException w:name="Book Title" w:semiHidden="0" w:uiPriority="33" w:unhideWhenUsed="0" w:qFormat="1"/>
-    <w:lsdException w:name="Bibliography" w:uiPriority="37"/>
-    <w:lsdException w:name="TOC Heading" w:uiPriority="39" w:qFormat="1"/>
-  </w:latentStyles>
-  <w:style w:type="paragraph" w:default="1" w:styleId="Normal">
-    <w:name w:val="Normal"/>
-    <w:qFormat/>
-    <w:rsid w:val="00C270CC"/>
-    <w:pPr>
-      <w:spacing w:line="256" w:lineRule="auto"/>
-    </w:pPr>
-    <w:rPr>
-      <w:rFonts w:ascii="Calibri" w:eastAsia="Calibri" w:hAnsi="Calibri" w:cs="Times New Roman"/>
-    </w:rPr>
-  </w:style>
-  <w:style w:type="character" w:default="1" w:styleId="Fontepargpadro">
-    <w:name w:val="Default Paragraph Font"/>
-    <w:uiPriority w:val="1"/>
-    <w:semiHidden/>
-    <w:unhideWhenUsed/>
-  </w:style>
-  <w:style w:type="table" w:default="1" w:styleId="Tabelanormal">
-    <w:name w:val="Normal Table"/>
-    <w:uiPriority w:val="99"/>
-    <w:semiHidden/>
-    <w:unhideWhenUsed/>
-    <w:tblPr>
-      <w:tblInd w:w="0" w:type="dxa"/>
-      <w:tblCellMar>
-        <w:top w:w="0" w:type="dxa"/>
-        <w:left w:w="108" w:type="dxa"/>
-        <w:bottom w:w="0" w:type="dxa"/>
-        <w:right w:w="108" w:type="dxa"/>
-      </w:tblCellMar>
-    </w:tblPr>
-  </w:style>
-  <w:style w:type="numbering" w:default="1" w:styleId="Semlista">
-    <w:name w:val="No List"/>
-    <w:uiPriority w:val="99"/>
-    <w:semiHidden/>
-    <w:unhideWhenUsed/>
-  </w:style>
-  <w:style w:type="table" w:styleId="Tabelacomgrade">
-    <w:name w:val="Table Grid"/>
-    <w:basedOn w:val="Tabelanormal"/>
-    <w:uiPriority w:val="39"/>
-    <w:rsid w:val="00876A0D"/>
-    <w:pPr>
-      <w:spacing w:after="0" w:line="240" w:lineRule="auto"/>
-    </w:pPr>
-    <w:tblPr>
-      <w:tblInd w:w="0" w:type="dxa"/>
-      <w:tblBorders>
-        <w:top w:val="single" w:sz="4" w:space="0" w:color="auto"/>
-        <w:left w:val="single" w:sz="4" w:space="0" w:color="auto"/>
-        <w:bottom w:val="single" w:sz="4" w:space="0" w:color="auto"/>
-        <w:right w:val="single" w:sz="4" w:space="0" w:color="auto"/>
-        <w:insideH w:val="single" w:sz="4" w:space="0" w:color="auto"/>
-        <w:insideV w:val="single" w:sz="4" w:space="0" w:color="auto"/>
-      </w:tblBorders>
-      <w:tblCellMar>
-        <w:top w:w="0" w:type="dxa"/>
-        <w:left w:w="108" w:type="dxa"/>
-        <w:bottom w:w="0" w:type="dxa"/>
-        <w:right w:w="108" w:type="dxa"/>
-      </w:tblCellMar>
-    </w:tblPr>
-  </w:style>
-  <w:style w:type="paragraph" w:styleId="SemEspaamento">
-    <w:name w:val="No Spacing"/>
-    <w:uiPriority w:val="1"/>
-    <w:qFormat/>
-    <w:rsid w:val="00C270CC"/>
-    <w:pPr>
-      <w:spacing w:after="0" w:line="240" w:lineRule="auto"/>
-    </w:pPr>
-    <w:rPr>
-      <w:rFonts w:ascii="Calibri" w:eastAsia="Calibri" w:hAnsi="Calibri" w:cs="Times New Roman"/>
-    </w:rPr>
-  </w:style>
-  <w:style w:type="paragraph" w:styleId="Textodebalo">
-    <w:name w:val="Balloon Text"/>
-    <w:basedOn w:val="Normal"/>
-    <w:link w:val="TextodebaloChar"/>
-    <w:uiPriority w:val="99"/>
-    <w:semiHidden/>
-    <w:unhideWhenUsed/>
-    <w:rsid w:val="007D0EE2"/>
-    <w:pPr>
-      <w:spacing w:after="0" w:line="240" w:lineRule="auto"/>
-    </w:pPr>
-    <w:rPr>
-      <w:rFonts w:ascii="Tahoma" w:hAnsi="Tahoma" w:cs="Tahoma"/>
-      <w:sz w:val="16"/>
-      <w:szCs w:val="16"/>
-    </w:rPr>
-  </w:style>
-  <w:style w:type="character" w:customStyle="1" w:styleId="TextodebaloChar">
-    <w:name w:val="Texto de balão Char"/>
-    <w:basedOn w:val="Fontepargpadro"/>
-    <w:link w:val="Textodebalo"/>
+  <w:style w:type="character" w:customStyle="1" w:styleId="BalloonTextChar">
+    <w:name w:val="Balloon Text Char"/>
+    <w:basedOn w:val="DefaultParagraphFont"/>
+    <w:link w:val="BalloonText"/>
     <w:uiPriority w:val="99"/>
     <w:semiHidden/>
     <w:rsid w:val="007D0EE2"/>
@@ -3911,7 +3897,7 @@
   <a:extraClrSchemeLst/>
   <a:extLst>
     <a:ext uri="{05A4C25C-085E-4340-85A3-A5531E510DB2}">
-      <thm15:themeFamily xmlns="" xmlns:thm15="http://schemas.microsoft.com/office/thememl/2012/main" name="Office Theme" id="{62F939B6-93AF-4DB8-9C6B-D6C7DFDC589F}" vid="{4A3C46E8-61CC-4603-A589-7422A47A8E4A}"/>
+      <thm15:themeFamily xmlns:thm15="http://schemas.microsoft.com/office/thememl/2012/main" name="Office Theme" id="{62F939B6-93AF-4DB8-9C6B-D6C7DFDC589F}" vid="{4A3C46E8-61CC-4603-A589-7422A47A8E4A}"/>
     </a:ext>
   </a:extLst>
 </a:theme>
